--- a/OI/TI18_CH_TPFP_Bourges_15-16_Juillet_31-Aout_1-16_Sept/1_A_IMPRIMER_16_septembre/2_Dossier_enquete_a_distribuer_3_exemplaires.docx
+++ b/OI/TI18_CH_TPFP_Bourges_15-16_Juillet_31-Aout_1-16_Sept/1_A_IMPRIMER_16_septembre/2_Dossier_enquete_a_distribuer_3_exemplaires.docx
@@ -134,10 +134,6 @@
         <w:pStyle w:val="Titre1"/>
       </w:pPr>
       <w:r>
-        <w:rPr>
-          <w:b w:val="0"/>
-          <w:i w:val="0"/>
-        </w:rPr>
         <w:t>Votre mission</w:t>
       </w:r>
     </w:p>
@@ -146,11 +142,10 @@
         <w:spacing w:after="120"/>
       </w:pPr>
       <w:r>
-        <w:rPr>
-          <w:b w:val="0"/>
-          <w:i w:val="0"/>
-        </w:rPr>
-        <w:t>Vous êtes la cellule de crise de CENTRE MÉCANO-SOUDURE. Votre client, un constructeur d'engins agricoles, a bloqué un lot et arrêté sa ligne de montage. Il attend une réponse sous quarante-huit heures.</w:t>
+        <w:t>U</w:t>
+      </w:r>
+      <w:r>
+        <w:t>n constructeur d'engins agricoles, a bloqué un lot et arrêté sa ligne de montage. Il attend une réponse sous quarante-huit heures.</w:t>
       </w:r>
     </w:p>
     <w:p>
@@ -158,21 +153,17 @@
         <w:spacing w:after="120"/>
       </w:pPr>
       <w:r>
-        <w:rPr>
-          <w:b w:val="0"/>
-          <w:i w:val="0"/>
-        </w:rPr>
         <w:t>Vous devez répondre à trois questions, dans cet ordre :</w:t>
       </w:r>
     </w:p>
     <w:p>
       <w:pPr>
         <w:pStyle w:val="Paragraphedeliste"/>
-        <w:spacing w:after="80"/>
         <w:numPr>
           <w:ilvl w:val="0"/>
           <w:numId w:val="2"/>
         </w:numPr>
+        <w:spacing w:after="80"/>
       </w:pPr>
       <w:r>
         <w:t>Que s'est-il passé exactement ? Des faits, des dates, des mesures. Pas d'avis.</w:t>
@@ -181,11 +172,11 @@
     <w:p>
       <w:pPr>
         <w:pStyle w:val="Paragraphedeliste"/>
-        <w:spacing w:after="80"/>
         <w:numPr>
           <w:ilvl w:val="0"/>
           <w:numId w:val="2"/>
         </w:numPr>
+        <w:spacing w:after="80"/>
       </w:pPr>
       <w:r>
         <w:t>Pourquoi ? Une cause racine, une seule, sur laquelle on peut agir.</w:t>
@@ -194,11 +185,11 @@
     <w:p>
       <w:pPr>
         <w:pStyle w:val="Paragraphedeliste"/>
-        <w:spacing w:after="80"/>
         <w:numPr>
           <w:ilvl w:val="0"/>
           <w:numId w:val="2"/>
         </w:numPr>
+        <w:spacing w:after="80"/>
       </w:pPr>
       <w:r>
         <w:t>Que fait-on ? Une action immédiate, une action corrective, une action préventive, et le moyen de vérifier que ça a marché.</w:t>
@@ -206,8 +197,7 @@
     </w:p>
     <w:tbl>
       <w:tblPr>
-        <w:tblW w:type="auto" w:w="0"/>
-        <w:tblLook w:firstColumn="1" w:firstRow="1" w:lastColumn="0" w:lastRow="0" w:noHBand="0" w:noVBand="1" w:val="04A0"/>
+        <w:tblW w:w="0" w:type="auto"/>
         <w:tblBorders>
           <w:top w:val="single" w:sz="2" w:space="0" w:color="2E5A9C"/>
           <w:left w:val="single" w:sz="18" w:space="0" w:color="2E5A9C"/>
@@ -216,14 +206,15 @@
           <w:insideH w:val="none" w:sz="0" w:space="0" w:color="FFFFFF"/>
           <w:insideV w:val="none" w:sz="0" w:space="0" w:color="FFFFFF"/>
         </w:tblBorders>
+        <w:tblLook w:val="04A0" w:firstRow="1" w:lastRow="0" w:firstColumn="1" w:lastColumn="0" w:noHBand="0" w:noVBand="1"/>
       </w:tblPr>
       <w:tblGrid>
-        <w:gridCol w:w="9706"/>
+        <w:gridCol w:w="9680"/>
       </w:tblGrid>
       <w:tr>
         <w:tc>
           <w:tcPr>
-            <w:tcW w:type="dxa" w:w="9706"/>
+            <w:tcW w:w="9706" w:type="dxa"/>
             <w:shd w:val="clear" w:color="auto" w:fill="EDF1F8"/>
             <w:tcMar>
               <w:top w:w="140" w:type="dxa"/>
@@ -251,7 +242,6 @@
             </w:pPr>
             <w:r>
               <w:rPr>
-                <w:b w:val="0"/>
                 <w:sz w:val="21"/>
               </w:rPr>
               <w:t>Ce dossier contient quatre pièces. Elles ne suffisent pas.</w:t>
@@ -263,22 +253,9 @@
             </w:pPr>
             <w:r>
               <w:rPr>
-                <w:b w:val="0"/>
                 <w:sz w:val="21"/>
               </w:rPr>
-              <w:t>Les autres existent : rapports de contrôle, certificats, relevés machine, cahier de maintenance, plannings. Le formateur les a.</w:t>
-            </w:r>
-          </w:p>
-          <w:p>
-            <w:pPr>
-              <w:spacing w:after="0"/>
-            </w:pPr>
-            <w:r>
-              <w:rPr>
-                <w:b w:val="0"/>
-                <w:sz w:val="21"/>
-              </w:rPr>
-              <w:t xml:space="preserve">Pour en obtenir une, remplissez une demande d'indice : ce que vous cherchez, et pourquoi. </w:t>
+              <w:t xml:space="preserve">Les autres existent : rapports de contrôle, certificats, relevés machine, cahier de maintenance, plannings. Pour en obtenir une, remplissez une demande d'indice : ce que vous cherchez, et pourquoi. </w:t>
             </w:r>
             <w:r>
               <w:rPr>
@@ -298,8 +275,7 @@
     </w:p>
     <w:tbl>
       <w:tblPr>
-        <w:tblW w:type="auto" w:w="0"/>
-        <w:tblLook w:firstColumn="1" w:firstRow="1" w:lastColumn="0" w:lastRow="0" w:noHBand="0" w:noVBand="1" w:val="04A0"/>
+        <w:tblW w:w="0" w:type="auto"/>
         <w:tblBorders>
           <w:top w:val="single" w:sz="2" w:space="0" w:color="B45F06"/>
           <w:left w:val="single" w:sz="18" w:space="0" w:color="B45F06"/>
@@ -308,14 +284,15 @@
           <w:insideH w:val="none" w:sz="0" w:space="0" w:color="FFFFFF"/>
           <w:insideV w:val="none" w:sz="0" w:space="0" w:color="FFFFFF"/>
         </w:tblBorders>
+        <w:tblLook w:val="04A0" w:firstRow="1" w:lastRow="0" w:firstColumn="1" w:lastColumn="0" w:noHBand="0" w:noVBand="1"/>
       </w:tblPr>
       <w:tblGrid>
-        <w:gridCol w:w="9706"/>
+        <w:gridCol w:w="9680"/>
       </w:tblGrid>
       <w:tr>
         <w:tc>
           <w:tcPr>
-            <w:tcW w:type="dxa" w:w="9706"/>
+            <w:tcW w:w="9706" w:type="dxa"/>
             <w:shd w:val="clear" w:color="auto" w:fill="FDF2E9"/>
             <w:tcMar>
               <w:top w:w="140" w:type="dxa"/>
@@ -343,19 +320,14 @@
             </w:pPr>
             <w:r>
               <w:rPr>
-                <w:b w:val="0"/>
                 <w:sz w:val="21"/>
               </w:rPr>
               <w:t>Vous ne cherchez pas un coupable. Vous cherchez ce qui a changé.</w:t>
             </w:r>
           </w:p>
           <w:p>
-            <w:pPr>
-              <w:spacing w:after="0"/>
-            </w:pPr>
-            <w:r>
-              <w:rPr>
-                <w:b w:val="0"/>
+            <w:r>
+              <w:rPr>
                 <w:sz w:val="21"/>
               </w:rPr>
               <w:t>Un fait déjà vrai la semaine d'avant, quand tout allait bien, n'explique pas cette semaine.</w:t>
@@ -374,10 +346,7 @@
         <w:pStyle w:val="Titre1"/>
       </w:pPr>
       <w:r>
-        <w:rPr>
-          <w:b w:val="0"/>
-          <w:i w:val="0"/>
-        </w:rPr>
+        <w:lastRenderedPageBreak/>
         <w:t>Pièce 1. Réclamation client</w:t>
       </w:r>
     </w:p>
@@ -387,7 +356,6 @@
       </w:pPr>
       <w:r>
         <w:rPr>
-          <w:b w:val="0"/>
           <w:i/>
         </w:rPr>
         <w:t>Référence RC-2026-118</w:t>
@@ -395,8 +363,7 @@
     </w:p>
     <w:tbl>
       <w:tblPr>
-        <w:tblW w:type="auto" w:w="0"/>
-        <w:tblLook w:firstColumn="1" w:firstRow="1" w:lastColumn="0" w:lastRow="0" w:noHBand="0" w:noVBand="1" w:val="04A0"/>
+        <w:tblW w:w="0" w:type="auto"/>
         <w:tblBorders>
           <w:top w:val="single" w:sz="4" w:space="0" w:color="BFBFBF"/>
           <w:left w:val="single" w:sz="4" w:space="0" w:color="BFBFBF"/>
@@ -406,6 +373,7 @@
           <w:insideV w:val="single" w:sz="4" w:space="0" w:color="BFBFBF"/>
         </w:tblBorders>
         <w:tblLayout w:type="fixed"/>
+        <w:tblLook w:val="04A0" w:firstRow="1" w:lastRow="0" w:firstColumn="1" w:lastColumn="0" w:noHBand="0" w:noVBand="1"/>
       </w:tblPr>
       <w:tblGrid>
         <w:gridCol w:w="1928"/>
@@ -413,21 +381,20 @@
       </w:tblGrid>
       <w:tr>
         <w:trPr>
-          <w:tblHeader w:val="true"/>
-          <w:cantSplit/>
-        </w:trPr>
-        <w:tc>
-          <w:tcPr>
-            <w:tcW w:type="dxa" w:w="1928"/>
-            <w:shd w:val="clear" w:color="auto" w:fill="F5F5F5"/>
-          </w:tcPr>
-          <w:p>
-            <w:pPr>
-              <w:spacing w:after="40"/>
-            </w:pPr>
-            <w:r>
-              <w:rPr>
-                <w:b w:val="0"/>
+          <w:cantSplit/>
+          <w:tblHeader/>
+        </w:trPr>
+        <w:tc>
+          <w:tcPr>
+            <w:tcW w:w="1928" w:type="dxa"/>
+            <w:shd w:val="clear" w:color="auto" w:fill="F5F5F5"/>
+          </w:tcPr>
+          <w:p>
+            <w:pPr>
+              <w:spacing w:after="40"/>
+            </w:pPr>
+            <w:r>
+              <w:rPr>
                 <w:sz w:val="20"/>
               </w:rPr>
               <w:t>Émetteur</w:t>
@@ -436,16 +403,15 @@
         </w:tc>
         <w:tc>
           <w:tcPr>
-            <w:tcW w:type="dxa" w:w="7143"/>
-            <w:shd w:val="clear" w:color="auto" w:fill="F5F5F5"/>
-          </w:tcPr>
-          <w:p>
-            <w:pPr>
-              <w:spacing w:after="40"/>
-            </w:pPr>
-            <w:r>
-              <w:rPr>
-                <w:b w:val="0"/>
+            <w:tcW w:w="7143" w:type="dxa"/>
+            <w:shd w:val="clear" w:color="auto" w:fill="F5F5F5"/>
+          </w:tcPr>
+          <w:p>
+            <w:pPr>
+              <w:spacing w:after="40"/>
+            </w:pPr>
+            <w:r>
+              <w:rPr>
                 <w:sz w:val="20"/>
               </w:rPr>
               <w:t>AGRIMAT SA, service qualité fournisseurs</w:t>
@@ -459,16 +425,15 @@
         </w:trPr>
         <w:tc>
           <w:tcPr>
-            <w:tcW w:type="dxa" w:w="1928"/>
-            <w:shd w:val="clear" w:color="auto" w:fill="FFFFFF"/>
-          </w:tcPr>
-          <w:p>
-            <w:pPr>
-              <w:spacing w:after="40"/>
-            </w:pPr>
-            <w:r>
-              <w:rPr>
-                <w:b w:val="0"/>
+            <w:tcW w:w="1928" w:type="dxa"/>
+            <w:shd w:val="clear" w:color="auto" w:fill="FFFFFF"/>
+          </w:tcPr>
+          <w:p>
+            <w:pPr>
+              <w:spacing w:after="40"/>
+            </w:pPr>
+            <w:r>
+              <w:rPr>
                 <w:sz w:val="20"/>
               </w:rPr>
               <w:t>Destinataire</w:t>
@@ -477,16 +442,15 @@
         </w:tc>
         <w:tc>
           <w:tcPr>
-            <w:tcW w:type="dxa" w:w="7143"/>
-            <w:shd w:val="clear" w:color="auto" w:fill="FFFFFF"/>
-          </w:tcPr>
-          <w:p>
-            <w:pPr>
-              <w:spacing w:after="40"/>
-            </w:pPr>
-            <w:r>
-              <w:rPr>
-                <w:b w:val="0"/>
+            <w:tcW w:w="7143" w:type="dxa"/>
+            <w:shd w:val="clear" w:color="auto" w:fill="FFFFFF"/>
+          </w:tcPr>
+          <w:p>
+            <w:pPr>
+              <w:spacing w:after="40"/>
+            </w:pPr>
+            <w:r>
+              <w:rPr>
                 <w:sz w:val="20"/>
               </w:rPr>
               <w:t>CENTRE MÉCANO-SOUDURE, direction technique</w:t>
@@ -500,16 +464,15 @@
         </w:trPr>
         <w:tc>
           <w:tcPr>
-            <w:tcW w:type="dxa" w:w="1928"/>
-            <w:shd w:val="clear" w:color="auto" w:fill="F5F5F5"/>
-          </w:tcPr>
-          <w:p>
-            <w:pPr>
-              <w:spacing w:after="40"/>
-            </w:pPr>
-            <w:r>
-              <w:rPr>
-                <w:b w:val="0"/>
+            <w:tcW w:w="1928" w:type="dxa"/>
+            <w:shd w:val="clear" w:color="auto" w:fill="F5F5F5"/>
+          </w:tcPr>
+          <w:p>
+            <w:pPr>
+              <w:spacing w:after="40"/>
+            </w:pPr>
+            <w:r>
+              <w:rPr>
                 <w:sz w:val="20"/>
               </w:rPr>
               <w:t>Date</w:t>
@@ -518,16 +481,15 @@
         </w:tc>
         <w:tc>
           <w:tcPr>
-            <w:tcW w:type="dxa" w:w="7143"/>
-            <w:shd w:val="clear" w:color="auto" w:fill="F5F5F5"/>
-          </w:tcPr>
-          <w:p>
-            <w:pPr>
-              <w:spacing w:after="40"/>
-            </w:pPr>
-            <w:r>
-              <w:rPr>
-                <w:b w:val="0"/>
+            <w:tcW w:w="7143" w:type="dxa"/>
+            <w:shd w:val="clear" w:color="auto" w:fill="F5F5F5"/>
+          </w:tcPr>
+          <w:p>
+            <w:pPr>
+              <w:spacing w:after="40"/>
+            </w:pPr>
+            <w:r>
+              <w:rPr>
                 <w:sz w:val="20"/>
               </w:rPr>
               <w:t>vendredi 26 juin 2026</w:t>
@@ -541,16 +503,15 @@
         </w:trPr>
         <w:tc>
           <w:tcPr>
-            <w:tcW w:type="dxa" w:w="1928"/>
-            <w:shd w:val="clear" w:color="auto" w:fill="FFFFFF"/>
-          </w:tcPr>
-          <w:p>
-            <w:pPr>
-              <w:spacing w:after="40"/>
-            </w:pPr>
-            <w:r>
-              <w:rPr>
-                <w:b w:val="0"/>
+            <w:tcW w:w="1928" w:type="dxa"/>
+            <w:shd w:val="clear" w:color="auto" w:fill="FFFFFF"/>
+          </w:tcPr>
+          <w:p>
+            <w:pPr>
+              <w:spacing w:after="40"/>
+            </w:pPr>
+            <w:r>
+              <w:rPr>
                 <w:sz w:val="20"/>
               </w:rPr>
               <w:t>Objet</w:t>
@@ -559,16 +520,15 @@
         </w:tc>
         <w:tc>
           <w:tcPr>
-            <w:tcW w:type="dxa" w:w="7143"/>
-            <w:shd w:val="clear" w:color="auto" w:fill="FFFFFF"/>
-          </w:tcPr>
-          <w:p>
-            <w:pPr>
-              <w:spacing w:after="40"/>
-            </w:pPr>
-            <w:r>
-              <w:rPr>
-                <w:b w:val="0"/>
+            <w:tcW w:w="7143" w:type="dxa"/>
+            <w:shd w:val="clear" w:color="auto" w:fill="FFFFFF"/>
+          </w:tcPr>
+          <w:p>
+            <w:pPr>
+              <w:spacing w:after="40"/>
+            </w:pPr>
+            <w:r>
+              <w:rPr>
                 <w:sz w:val="20"/>
               </w:rPr>
               <w:t>Blocage du lot L-1206, corps de vérin CV-84, 10 pièces</w:t>
@@ -587,10 +547,6 @@
         <w:pStyle w:val="Titre2"/>
       </w:pPr>
       <w:r>
-        <w:rPr>
-          <w:b w:val="0"/>
-          <w:i w:val="0"/>
-        </w:rPr>
         <w:t>Texte de la réclamation</w:t>
       </w:r>
     </w:p>
@@ -599,10 +555,6 @@
         <w:spacing w:after="80"/>
       </w:pPr>
       <w:r>
-        <w:rPr>
-          <w:b w:val="0"/>
-          <w:i w:val="0"/>
-        </w:rPr>
         <w:t>« Le lot L-1206 reçu le mercredi 24 juin 2026 a été soumis à l'épreuve hydrostatique réglementaire à 250 bar le jeudi 25 juin 2026. Quatre corps sur dix présentent des fuites. Les repères concernés sont les 7, 8, 9 et 10.</w:t>
       </w:r>
     </w:p>
@@ -611,10 +563,6 @@
         <w:spacing w:after="80"/>
       </w:pPr>
       <w:r>
-        <w:rPr>
-          <w:b w:val="0"/>
-          <w:i w:val="0"/>
-        </w:rPr>
         <w:t>« Le lot est bloqué en totalité. Notre ligne de montage est restée arrêtée six heures.</w:t>
       </w:r>
     </w:p>
@@ -623,10 +571,6 @@
         <w:spacing w:after="80"/>
       </w:pPr>
       <w:r>
-        <w:rPr>
-          <w:b w:val="0"/>
-          <w:i w:val="0"/>
-        </w:rPr>
         <w:t>« Nous exigeons sous quarante-huit heures : l'origine du défaut, la preuve que les six autres corps sont sains, et le plan d'action qui garantit la non-récurrence.</w:t>
       </w:r>
     </w:p>
@@ -635,10 +579,6 @@
         <w:spacing w:after="120"/>
       </w:pPr>
       <w:r>
-        <w:rPr>
-          <w:b w:val="0"/>
-          <w:i w:val="0"/>
-        </w:rPr>
         <w:t>« Nous vous rappelons que les six lots précédents ont été acceptés sans réserve. »</w:t>
       </w:r>
     </w:p>
@@ -647,17 +587,12 @@
         <w:pStyle w:val="Titre2"/>
       </w:pPr>
       <w:r>
-        <w:rPr>
-          <w:b w:val="0"/>
-          <w:i w:val="0"/>
-        </w:rPr>
         <w:t>Chiffrage du litige communiqué par le client</w:t>
       </w:r>
     </w:p>
     <w:tbl>
       <w:tblPr>
-        <w:tblW w:type="auto" w:w="0"/>
-        <w:tblLook w:firstColumn="1" w:firstRow="1" w:lastColumn="0" w:lastRow="0" w:noHBand="0" w:noVBand="1" w:val="04A0"/>
+        <w:tblW w:w="0" w:type="auto"/>
         <w:tblBorders>
           <w:top w:val="single" w:sz="4" w:space="0" w:color="BFBFBF"/>
           <w:left w:val="single" w:sz="4" w:space="0" w:color="BFBFBF"/>
@@ -667,6 +602,7 @@
           <w:insideV w:val="single" w:sz="4" w:space="0" w:color="BFBFBF"/>
         </w:tblBorders>
         <w:tblLayout w:type="fixed"/>
+        <w:tblLook w:val="04A0" w:firstRow="1" w:lastRow="0" w:firstColumn="1" w:lastColumn="0" w:noHBand="0" w:noVBand="1"/>
       </w:tblPr>
       <w:tblGrid>
         <w:gridCol w:w="4309"/>
@@ -676,12 +612,12 @@
       </w:tblGrid>
       <w:tr>
         <w:trPr>
-          <w:tblHeader w:val="true"/>
-          <w:cantSplit/>
-        </w:trPr>
-        <w:tc>
-          <w:tcPr>
-            <w:tcW w:type="dxa" w:w="4309"/>
+          <w:cantSplit/>
+          <w:tblHeader/>
+        </w:trPr>
+        <w:tc>
+          <w:tcPr>
+            <w:tcW w:w="4309" w:type="dxa"/>
             <w:shd w:val="clear" w:color="auto" w:fill="1F3864"/>
           </w:tcPr>
           <w:p>
@@ -700,7 +636,7 @@
         </w:tc>
         <w:tc>
           <w:tcPr>
-            <w:tcW w:type="dxa" w:w="1247"/>
+            <w:tcW w:w="1247" w:type="dxa"/>
             <w:shd w:val="clear" w:color="auto" w:fill="1F3864"/>
           </w:tcPr>
           <w:p>
@@ -719,7 +655,7 @@
         </w:tc>
         <w:tc>
           <w:tcPr>
-            <w:tcW w:type="dxa" w:w="1701"/>
+            <w:tcW w:w="1701" w:type="dxa"/>
             <w:shd w:val="clear" w:color="auto" w:fill="1F3864"/>
           </w:tcPr>
           <w:p>
@@ -738,7 +674,7 @@
         </w:tc>
         <w:tc>
           <w:tcPr>
-            <w:tcW w:type="dxa" w:w="1814"/>
+            <w:tcW w:w="1814" w:type="dxa"/>
             <w:shd w:val="clear" w:color="auto" w:fill="1F3864"/>
           </w:tcPr>
           <w:p>
@@ -762,16 +698,15 @@
         </w:trPr>
         <w:tc>
           <w:tcPr>
-            <w:tcW w:type="dxa" w:w="4309"/>
-            <w:shd w:val="clear" w:color="auto" w:fill="FFFFFF"/>
-          </w:tcPr>
-          <w:p>
-            <w:pPr>
-              <w:spacing w:after="40"/>
-            </w:pPr>
-            <w:r>
-              <w:rPr>
-                <w:b w:val="0"/>
+            <w:tcW w:w="4309" w:type="dxa"/>
+            <w:shd w:val="clear" w:color="auto" w:fill="FFFFFF"/>
+          </w:tcPr>
+          <w:p>
+            <w:pPr>
+              <w:spacing w:after="40"/>
+            </w:pPr>
+            <w:r>
+              <w:rPr>
                 <w:sz w:val="20"/>
               </w:rPr>
               <w:t>4 corps de vérin rebutés</w:t>
@@ -780,16 +715,15 @@
         </w:tc>
         <w:tc>
           <w:tcPr>
-            <w:tcW w:type="dxa" w:w="1247"/>
-            <w:shd w:val="clear" w:color="auto" w:fill="FFFFFF"/>
-          </w:tcPr>
-          <w:p>
-            <w:pPr>
-              <w:spacing w:after="40"/>
-            </w:pPr>
-            <w:r>
-              <w:rPr>
-                <w:b w:val="0"/>
+            <w:tcW w:w="1247" w:type="dxa"/>
+            <w:shd w:val="clear" w:color="auto" w:fill="FFFFFF"/>
+          </w:tcPr>
+          <w:p>
+            <w:pPr>
+              <w:spacing w:after="40"/>
+            </w:pPr>
+            <w:r>
+              <w:rPr>
                 <w:sz w:val="20"/>
               </w:rPr>
               <w:t>4</w:t>
@@ -798,16 +732,15 @@
         </w:tc>
         <w:tc>
           <w:tcPr>
-            <w:tcW w:type="dxa" w:w="1701"/>
-            <w:shd w:val="clear" w:color="auto" w:fill="FFFFFF"/>
-          </w:tcPr>
-          <w:p>
-            <w:pPr>
-              <w:spacing w:after="40"/>
-            </w:pPr>
-            <w:r>
-              <w:rPr>
-                <w:b w:val="0"/>
+            <w:tcW w:w="1701" w:type="dxa"/>
+            <w:shd w:val="clear" w:color="auto" w:fill="FFFFFF"/>
+          </w:tcPr>
+          <w:p>
+            <w:pPr>
+              <w:spacing w:after="40"/>
+            </w:pPr>
+            <w:r>
+              <w:rPr>
                 <w:sz w:val="20"/>
               </w:rPr>
               <w:t>380,00 €</w:t>
@@ -816,16 +749,15 @@
         </w:tc>
         <w:tc>
           <w:tcPr>
-            <w:tcW w:type="dxa" w:w="1814"/>
-            <w:shd w:val="clear" w:color="auto" w:fill="FFFFFF"/>
-          </w:tcPr>
-          <w:p>
-            <w:pPr>
-              <w:spacing w:after="40"/>
-            </w:pPr>
-            <w:r>
-              <w:rPr>
-                <w:b w:val="0"/>
+            <w:tcW w:w="1814" w:type="dxa"/>
+            <w:shd w:val="clear" w:color="auto" w:fill="FFFFFF"/>
+          </w:tcPr>
+          <w:p>
+            <w:pPr>
+              <w:spacing w:after="40"/>
+            </w:pPr>
+            <w:r>
+              <w:rPr>
                 <w:sz w:val="20"/>
               </w:rPr>
               <w:t>1 520,00 €</w:t>
@@ -839,16 +771,15 @@
         </w:trPr>
         <w:tc>
           <w:tcPr>
-            <w:tcW w:type="dxa" w:w="4309"/>
-            <w:shd w:val="clear" w:color="auto" w:fill="F5F5F5"/>
-          </w:tcPr>
-          <w:p>
-            <w:pPr>
-              <w:spacing w:after="40"/>
-            </w:pPr>
-            <w:r>
-              <w:rPr>
-                <w:b w:val="0"/>
+            <w:tcW w:w="4309" w:type="dxa"/>
+            <w:shd w:val="clear" w:color="auto" w:fill="F5F5F5"/>
+          </w:tcPr>
+          <w:p>
+            <w:pPr>
+              <w:spacing w:after="40"/>
+            </w:pPr>
+            <w:r>
+              <w:rPr>
                 <w:sz w:val="20"/>
               </w:rPr>
               <w:t>2 fraises carbure monobloc Ø 16</w:t>
@@ -857,16 +788,15 @@
         </w:tc>
         <w:tc>
           <w:tcPr>
-            <w:tcW w:type="dxa" w:w="1247"/>
-            <w:shd w:val="clear" w:color="auto" w:fill="F5F5F5"/>
-          </w:tcPr>
-          <w:p>
-            <w:pPr>
-              <w:spacing w:after="40"/>
-            </w:pPr>
-            <w:r>
-              <w:rPr>
-                <w:b w:val="0"/>
+            <w:tcW w:w="1247" w:type="dxa"/>
+            <w:shd w:val="clear" w:color="auto" w:fill="F5F5F5"/>
+          </w:tcPr>
+          <w:p>
+            <w:pPr>
+              <w:spacing w:after="40"/>
+            </w:pPr>
+            <w:r>
+              <w:rPr>
                 <w:sz w:val="20"/>
               </w:rPr>
               <w:t>2</w:t>
@@ -875,16 +805,15 @@
         </w:tc>
         <w:tc>
           <w:tcPr>
-            <w:tcW w:type="dxa" w:w="1701"/>
-            <w:shd w:val="clear" w:color="auto" w:fill="F5F5F5"/>
-          </w:tcPr>
-          <w:p>
-            <w:pPr>
-              <w:spacing w:after="40"/>
-            </w:pPr>
-            <w:r>
-              <w:rPr>
-                <w:b w:val="0"/>
+            <w:tcW w:w="1701" w:type="dxa"/>
+            <w:shd w:val="clear" w:color="auto" w:fill="F5F5F5"/>
+          </w:tcPr>
+          <w:p>
+            <w:pPr>
+              <w:spacing w:after="40"/>
+            </w:pPr>
+            <w:r>
+              <w:rPr>
                 <w:sz w:val="20"/>
               </w:rPr>
               <w:t>145,00 €</w:t>
@@ -893,16 +822,15 @@
         </w:tc>
         <w:tc>
           <w:tcPr>
-            <w:tcW w:type="dxa" w:w="1814"/>
-            <w:shd w:val="clear" w:color="auto" w:fill="F5F5F5"/>
-          </w:tcPr>
-          <w:p>
-            <w:pPr>
-              <w:spacing w:after="40"/>
-            </w:pPr>
-            <w:r>
-              <w:rPr>
-                <w:b w:val="0"/>
+            <w:tcW w:w="1814" w:type="dxa"/>
+            <w:shd w:val="clear" w:color="auto" w:fill="F5F5F5"/>
+          </w:tcPr>
+          <w:p>
+            <w:pPr>
+              <w:spacing w:after="40"/>
+            </w:pPr>
+            <w:r>
+              <w:rPr>
                 <w:sz w:val="20"/>
               </w:rPr>
               <w:t>290,00 €</w:t>
@@ -916,16 +844,15 @@
         </w:trPr>
         <w:tc>
           <w:tcPr>
-            <w:tcW w:type="dxa" w:w="4309"/>
-            <w:shd w:val="clear" w:color="auto" w:fill="FFFFFF"/>
-          </w:tcPr>
-          <w:p>
-            <w:pPr>
-              <w:spacing w:after="40"/>
-            </w:pPr>
-            <w:r>
-              <w:rPr>
-                <w:b w:val="0"/>
+            <w:tcW w:w="4309" w:type="dxa"/>
+            <w:shd w:val="clear" w:color="auto" w:fill="FFFFFF"/>
+          </w:tcPr>
+          <w:p>
+            <w:pPr>
+              <w:spacing w:after="40"/>
+            </w:pPr>
+            <w:r>
+              <w:rPr>
                 <w:sz w:val="20"/>
               </w:rPr>
               <w:t>arrêt du centre CN, changement d'outil et contrôle</w:t>
@@ -934,16 +861,15 @@
         </w:tc>
         <w:tc>
           <w:tcPr>
-            <w:tcW w:type="dxa" w:w="1247"/>
-            <w:shd w:val="clear" w:color="auto" w:fill="FFFFFF"/>
-          </w:tcPr>
-          <w:p>
-            <w:pPr>
-              <w:spacing w:after="40"/>
-            </w:pPr>
-            <w:r>
-              <w:rPr>
-                <w:b w:val="0"/>
+            <w:tcW w:w="1247" w:type="dxa"/>
+            <w:shd w:val="clear" w:color="auto" w:fill="FFFFFF"/>
+          </w:tcPr>
+          <w:p>
+            <w:pPr>
+              <w:spacing w:after="40"/>
+            </w:pPr>
+            <w:r>
+              <w:rPr>
                 <w:sz w:val="20"/>
               </w:rPr>
               <w:t>3</w:t>
@@ -952,16 +878,15 @@
         </w:tc>
         <w:tc>
           <w:tcPr>
-            <w:tcW w:type="dxa" w:w="1701"/>
-            <w:shd w:val="clear" w:color="auto" w:fill="FFFFFF"/>
-          </w:tcPr>
-          <w:p>
-            <w:pPr>
-              <w:spacing w:after="40"/>
-            </w:pPr>
-            <w:r>
-              <w:rPr>
-                <w:b w:val="0"/>
+            <w:tcW w:w="1701" w:type="dxa"/>
+            <w:shd w:val="clear" w:color="auto" w:fill="FFFFFF"/>
+          </w:tcPr>
+          <w:p>
+            <w:pPr>
+              <w:spacing w:after="40"/>
+            </w:pPr>
+            <w:r>
+              <w:rPr>
                 <w:sz w:val="20"/>
               </w:rPr>
               <w:t>85,00 €</w:t>
@@ -970,16 +895,15 @@
         </w:tc>
         <w:tc>
           <w:tcPr>
-            <w:tcW w:type="dxa" w:w="1814"/>
-            <w:shd w:val="clear" w:color="auto" w:fill="FFFFFF"/>
-          </w:tcPr>
-          <w:p>
-            <w:pPr>
-              <w:spacing w:after="40"/>
-            </w:pPr>
-            <w:r>
-              <w:rPr>
-                <w:b w:val="0"/>
+            <w:tcW w:w="1814" w:type="dxa"/>
+            <w:shd w:val="clear" w:color="auto" w:fill="FFFFFF"/>
+          </w:tcPr>
+          <w:p>
+            <w:pPr>
+              <w:spacing w:after="40"/>
+            </w:pPr>
+            <w:r>
+              <w:rPr>
                 <w:sz w:val="20"/>
               </w:rPr>
               <w:t>255,00 €</w:t>
@@ -993,16 +917,15 @@
         </w:trPr>
         <w:tc>
           <w:tcPr>
-            <w:tcW w:type="dxa" w:w="4309"/>
-            <w:shd w:val="clear" w:color="auto" w:fill="F5F5F5"/>
-          </w:tcPr>
-          <w:p>
-            <w:pPr>
-              <w:spacing w:after="40"/>
-            </w:pPr>
-            <w:r>
-              <w:rPr>
-                <w:b w:val="0"/>
+            <w:tcW w:w="4309" w:type="dxa"/>
+            <w:shd w:val="clear" w:color="auto" w:fill="F5F5F5"/>
+          </w:tcPr>
+          <w:p>
+            <w:pPr>
+              <w:spacing w:after="40"/>
+            </w:pPr>
+            <w:r>
+              <w:rPr>
                 <w:sz w:val="20"/>
               </w:rPr>
               <w:t>arrêt de la ligne de montage chez le client</w:t>
@@ -1011,16 +934,15 @@
         </w:tc>
         <w:tc>
           <w:tcPr>
-            <w:tcW w:type="dxa" w:w="1247"/>
-            <w:shd w:val="clear" w:color="auto" w:fill="F5F5F5"/>
-          </w:tcPr>
-          <w:p>
-            <w:pPr>
-              <w:spacing w:after="40"/>
-            </w:pPr>
-            <w:r>
-              <w:rPr>
-                <w:b w:val="0"/>
+            <w:tcW w:w="1247" w:type="dxa"/>
+            <w:shd w:val="clear" w:color="auto" w:fill="F5F5F5"/>
+          </w:tcPr>
+          <w:p>
+            <w:pPr>
+              <w:spacing w:after="40"/>
+            </w:pPr>
+            <w:r>
+              <w:rPr>
                 <w:sz w:val="20"/>
               </w:rPr>
               <w:t>6</w:t>
@@ -1029,16 +951,15 @@
         </w:tc>
         <w:tc>
           <w:tcPr>
-            <w:tcW w:type="dxa" w:w="1701"/>
-            <w:shd w:val="clear" w:color="auto" w:fill="F5F5F5"/>
-          </w:tcPr>
-          <w:p>
-            <w:pPr>
-              <w:spacing w:after="40"/>
-            </w:pPr>
-            <w:r>
-              <w:rPr>
-                <w:b w:val="0"/>
+            <w:tcW w:w="1701" w:type="dxa"/>
+            <w:shd w:val="clear" w:color="auto" w:fill="F5F5F5"/>
+          </w:tcPr>
+          <w:p>
+            <w:pPr>
+              <w:spacing w:after="40"/>
+            </w:pPr>
+            <w:r>
+              <w:rPr>
                 <w:sz w:val="20"/>
               </w:rPr>
               <w:t>420,00 €</w:t>
@@ -1047,16 +968,15 @@
         </w:tc>
         <w:tc>
           <w:tcPr>
-            <w:tcW w:type="dxa" w:w="1814"/>
-            <w:shd w:val="clear" w:color="auto" w:fill="F5F5F5"/>
-          </w:tcPr>
-          <w:p>
-            <w:pPr>
-              <w:spacing w:after="40"/>
-            </w:pPr>
-            <w:r>
-              <w:rPr>
-                <w:b w:val="0"/>
+            <w:tcW w:w="1814" w:type="dxa"/>
+            <w:shd w:val="clear" w:color="auto" w:fill="F5F5F5"/>
+          </w:tcPr>
+          <w:p>
+            <w:pPr>
+              <w:spacing w:after="40"/>
+            </w:pPr>
+            <w:r>
+              <w:rPr>
                 <w:sz w:val="20"/>
               </w:rPr>
               <w:t>2 520,00 €</w:t>
@@ -1070,16 +990,15 @@
         </w:trPr>
         <w:tc>
           <w:tcPr>
-            <w:tcW w:type="dxa" w:w="4309"/>
-            <w:shd w:val="clear" w:color="auto" w:fill="FFFFFF"/>
-          </w:tcPr>
-          <w:p>
-            <w:pPr>
-              <w:spacing w:after="40"/>
-            </w:pPr>
-            <w:r>
-              <w:rPr>
-                <w:b w:val="0"/>
+            <w:tcW w:w="4309" w:type="dxa"/>
+            <w:shd w:val="clear" w:color="auto" w:fill="FFFFFF"/>
+          </w:tcPr>
+          <w:p>
+            <w:pPr>
+              <w:spacing w:after="40"/>
+            </w:pPr>
+            <w:r>
+              <w:rPr>
                 <w:sz w:val="20"/>
               </w:rPr>
               <w:t>transport retour et tri</w:t>
@@ -1088,16 +1007,15 @@
         </w:tc>
         <w:tc>
           <w:tcPr>
-            <w:tcW w:type="dxa" w:w="1247"/>
-            <w:shd w:val="clear" w:color="auto" w:fill="FFFFFF"/>
-          </w:tcPr>
-          <w:p>
-            <w:pPr>
-              <w:spacing w:after="40"/>
-            </w:pPr>
-            <w:r>
-              <w:rPr>
-                <w:b w:val="0"/>
+            <w:tcW w:w="1247" w:type="dxa"/>
+            <w:shd w:val="clear" w:color="auto" w:fill="FFFFFF"/>
+          </w:tcPr>
+          <w:p>
+            <w:pPr>
+              <w:spacing w:after="40"/>
+            </w:pPr>
+            <w:r>
+              <w:rPr>
                 <w:sz w:val="20"/>
               </w:rPr>
               <w:t>1</w:t>
@@ -1106,16 +1024,15 @@
         </w:tc>
         <w:tc>
           <w:tcPr>
-            <w:tcW w:type="dxa" w:w="1701"/>
-            <w:shd w:val="clear" w:color="auto" w:fill="FFFFFF"/>
-          </w:tcPr>
-          <w:p>
-            <w:pPr>
-              <w:spacing w:after="40"/>
-            </w:pPr>
-            <w:r>
-              <w:rPr>
-                <w:b w:val="0"/>
+            <w:tcW w:w="1701" w:type="dxa"/>
+            <w:shd w:val="clear" w:color="auto" w:fill="FFFFFF"/>
+          </w:tcPr>
+          <w:p>
+            <w:pPr>
+              <w:spacing w:after="40"/>
+            </w:pPr>
+            <w:r>
+              <w:rPr>
                 <w:sz w:val="20"/>
               </w:rPr>
               <w:t>340,00 €</w:t>
@@ -1124,16 +1041,15 @@
         </w:tc>
         <w:tc>
           <w:tcPr>
-            <w:tcW w:type="dxa" w:w="1814"/>
-            <w:shd w:val="clear" w:color="auto" w:fill="FFFFFF"/>
-          </w:tcPr>
-          <w:p>
-            <w:pPr>
-              <w:spacing w:after="40"/>
-            </w:pPr>
-            <w:r>
-              <w:rPr>
-                <w:b w:val="0"/>
+            <w:tcW w:w="1814" w:type="dxa"/>
+            <w:shd w:val="clear" w:color="auto" w:fill="FFFFFF"/>
+          </w:tcPr>
+          <w:p>
+            <w:pPr>
+              <w:spacing w:after="40"/>
+            </w:pPr>
+            <w:r>
+              <w:rPr>
                 <w:sz w:val="20"/>
               </w:rPr>
               <w:t>340,00 €</w:t>
@@ -1147,7 +1063,7 @@
         </w:trPr>
         <w:tc>
           <w:tcPr>
-            <w:tcW w:type="dxa" w:w="4309"/>
+            <w:tcW w:w="4309" w:type="dxa"/>
             <w:shd w:val="clear" w:color="auto" w:fill="F5F5F5"/>
           </w:tcPr>
           <w:p>
@@ -1165,41 +1081,29 @@
         </w:tc>
         <w:tc>
           <w:tcPr>
-            <w:tcW w:type="dxa" w:w="1247"/>
-            <w:shd w:val="clear" w:color="auto" w:fill="F5F5F5"/>
-          </w:tcPr>
-          <w:p>
-            <w:pPr>
-              <w:spacing w:after="40"/>
-            </w:pPr>
-            <w:r>
-              <w:rPr>
-                <w:b w:val="0"/>
-                <w:sz w:val="20"/>
-              </w:rPr>
-            </w:r>
-          </w:p>
-        </w:tc>
-        <w:tc>
-          <w:tcPr>
-            <w:tcW w:type="dxa" w:w="1701"/>
-            <w:shd w:val="clear" w:color="auto" w:fill="F5F5F5"/>
-          </w:tcPr>
-          <w:p>
-            <w:pPr>
-              <w:spacing w:after="40"/>
-            </w:pPr>
-            <w:r>
-              <w:rPr>
-                <w:b w:val="0"/>
-                <w:sz w:val="20"/>
-              </w:rPr>
-            </w:r>
-          </w:p>
-        </w:tc>
-        <w:tc>
-          <w:tcPr>
-            <w:tcW w:type="dxa" w:w="1814"/>
+            <w:tcW w:w="1247" w:type="dxa"/>
+            <w:shd w:val="clear" w:color="auto" w:fill="F5F5F5"/>
+          </w:tcPr>
+          <w:p>
+            <w:pPr>
+              <w:spacing w:after="40"/>
+            </w:pPr>
+          </w:p>
+        </w:tc>
+        <w:tc>
+          <w:tcPr>
+            <w:tcW w:w="1701" w:type="dxa"/>
+            <w:shd w:val="clear" w:color="auto" w:fill="F5F5F5"/>
+          </w:tcPr>
+          <w:p>
+            <w:pPr>
+              <w:spacing w:after="40"/>
+            </w:pPr>
+          </w:p>
+        </w:tc>
+        <w:tc>
+          <w:tcPr>
+            <w:tcW w:w="1814" w:type="dxa"/>
             <w:shd w:val="clear" w:color="auto" w:fill="F5F5F5"/>
           </w:tcPr>
           <w:p>
@@ -1227,10 +1131,7 @@
         <w:pStyle w:val="Titre1"/>
       </w:pPr>
       <w:r>
-        <w:rPr>
-          <w:b w:val="0"/>
-          <w:i w:val="0"/>
-        </w:rPr>
+        <w:lastRenderedPageBreak/>
         <w:t>Pièce 2. Extrait du contrat de fourniture</w:t>
       </w:r>
     </w:p>
@@ -1240,7 +1141,6 @@
       </w:pPr>
       <w:r>
         <w:rPr>
-          <w:b w:val="0"/>
           <w:i/>
         </w:rPr>
         <w:t>Commande AGRIMAT n° 2026-0412, article 3, spécification matière</w:t>
@@ -1248,8 +1148,7 @@
     </w:p>
     <w:tbl>
       <w:tblPr>
-        <w:tblW w:type="auto" w:w="0"/>
-        <w:tblLook w:firstColumn="1" w:firstRow="1" w:lastColumn="0" w:lastRow="0" w:noHBand="0" w:noVBand="1" w:val="04A0"/>
+        <w:tblW w:w="0" w:type="auto"/>
         <w:tblBorders>
           <w:top w:val="single" w:sz="2" w:space="0" w:color="2E5A9C"/>
           <w:left w:val="single" w:sz="18" w:space="0" w:color="2E5A9C"/>
@@ -1258,14 +1157,15 @@
           <w:insideH w:val="none" w:sz="0" w:space="0" w:color="FFFFFF"/>
           <w:insideV w:val="none" w:sz="0" w:space="0" w:color="FFFFFF"/>
         </w:tblBorders>
+        <w:tblLook w:val="04A0" w:firstRow="1" w:lastRow="0" w:firstColumn="1" w:lastColumn="0" w:noHBand="0" w:noVBand="1"/>
       </w:tblPr>
       <w:tblGrid>
-        <w:gridCol w:w="9706"/>
+        <w:gridCol w:w="9680"/>
       </w:tblGrid>
       <w:tr>
         <w:tc>
           <w:tcPr>
-            <w:tcW w:type="dxa" w:w="9706"/>
+            <w:tcW w:w="9706" w:type="dxa"/>
             <w:shd w:val="clear" w:color="auto" w:fill="EDF1F8"/>
             <w:tcMar>
               <w:top w:w="140" w:type="dxa"/>
@@ -1293,7 +1193,6 @@
             </w:pPr>
             <w:r>
               <w:rPr>
-                <w:b w:val="0"/>
                 <w:sz w:val="21"/>
               </w:rPr>
               <w:t>Corps de vérin CV-84, mécano-soudé, tôle épaisseur 8 mm.</w:t>
@@ -1312,7 +1211,6 @@
             </w:r>
             <w:r>
               <w:rPr>
-                <w:b w:val="0"/>
                 <w:sz w:val="21"/>
               </w:rPr>
               <w:t>Toute substitution doit faire l'objet d'une demande de dérogation écrite.</w:t>
@@ -1324,19 +1222,14 @@
             </w:pPr>
             <w:r>
               <w:rPr>
-                <w:b w:val="0"/>
                 <w:sz w:val="21"/>
               </w:rPr>
               <w:t>Épreuve hydrostatique à 250 bar à la charge du client, à réception.</w:t>
             </w:r>
           </w:p>
           <w:p>
-            <w:pPr>
-              <w:spacing w:after="0"/>
-            </w:pPr>
-            <w:r>
-              <w:rPr>
-                <w:b w:val="0"/>
+            <w:r>
+              <w:rPr>
                 <w:sz w:val="21"/>
               </w:rPr>
               <w:t>Traçabilité coulée exigée : le numéro de coulée doit figurer sur la fiche suiveuse de chaque corps.</w:t>
@@ -1355,17 +1248,12 @@
         <w:pStyle w:val="Titre1"/>
       </w:pPr>
       <w:r>
-        <w:rPr>
-          <w:b w:val="0"/>
-          <w:i w:val="0"/>
-        </w:rPr>
         <w:t>Pièce 3. Gamme de fabrication du corps CV-84</w:t>
       </w:r>
     </w:p>
     <w:tbl>
       <w:tblPr>
-        <w:tblW w:type="auto" w:w="0"/>
-        <w:tblLook w:firstColumn="1" w:firstRow="1" w:lastColumn="0" w:lastRow="0" w:noHBand="0" w:noVBand="1" w:val="04A0"/>
+        <w:tblW w:w="0" w:type="auto"/>
         <w:tblBorders>
           <w:top w:val="single" w:sz="4" w:space="0" w:color="BFBFBF"/>
           <w:left w:val="single" w:sz="4" w:space="0" w:color="BFBFBF"/>
@@ -1375,6 +1263,7 @@
           <w:insideV w:val="single" w:sz="4" w:space="0" w:color="BFBFBF"/>
         </w:tblBorders>
         <w:tblLayout w:type="fixed"/>
+        <w:tblLook w:val="04A0" w:firstRow="1" w:lastRow="0" w:firstColumn="1" w:lastColumn="0" w:noHBand="0" w:noVBand="1"/>
       </w:tblPr>
       <w:tblGrid>
         <w:gridCol w:w="907"/>
@@ -1384,12 +1273,12 @@
       </w:tblGrid>
       <w:tr>
         <w:trPr>
-          <w:tblHeader w:val="true"/>
-          <w:cantSplit/>
-        </w:trPr>
-        <w:tc>
-          <w:tcPr>
-            <w:tcW w:type="dxa" w:w="907"/>
+          <w:cantSplit/>
+          <w:tblHeader/>
+        </w:trPr>
+        <w:tc>
+          <w:tcPr>
+            <w:tcW w:w="907" w:type="dxa"/>
             <w:shd w:val="clear" w:color="auto" w:fill="1F3864"/>
           </w:tcPr>
           <w:p>
@@ -1408,7 +1297,7 @@
         </w:tc>
         <w:tc>
           <w:tcPr>
-            <w:tcW w:type="dxa" w:w="3742"/>
+            <w:tcW w:w="3742" w:type="dxa"/>
             <w:shd w:val="clear" w:color="auto" w:fill="1F3864"/>
           </w:tcPr>
           <w:p>
@@ -1427,7 +1316,7 @@
         </w:tc>
         <w:tc>
           <w:tcPr>
-            <w:tcW w:type="dxa" w:w="2268"/>
+            <w:tcW w:w="2268" w:type="dxa"/>
             <w:shd w:val="clear" w:color="auto" w:fill="1F3864"/>
           </w:tcPr>
           <w:p>
@@ -1446,7 +1335,7 @@
         </w:tc>
         <w:tc>
           <w:tcPr>
-            <w:tcW w:type="dxa" w:w="2154"/>
+            <w:tcW w:w="2154" w:type="dxa"/>
             <w:shd w:val="clear" w:color="auto" w:fill="1F3864"/>
           </w:tcPr>
           <w:p>
@@ -1470,16 +1359,15 @@
         </w:trPr>
         <w:tc>
           <w:tcPr>
-            <w:tcW w:type="dxa" w:w="907"/>
-            <w:shd w:val="clear" w:color="auto" w:fill="FFFFFF"/>
-          </w:tcPr>
-          <w:p>
-            <w:pPr>
-              <w:spacing w:after="40"/>
-            </w:pPr>
-            <w:r>
-              <w:rPr>
-                <w:b w:val="0"/>
+            <w:tcW w:w="907" w:type="dxa"/>
+            <w:shd w:val="clear" w:color="auto" w:fill="FFFFFF"/>
+          </w:tcPr>
+          <w:p>
+            <w:pPr>
+              <w:spacing w:after="40"/>
+            </w:pPr>
+            <w:r>
+              <w:rPr>
                 <w:sz w:val="20"/>
               </w:rPr>
               <w:t>10</w:t>
@@ -1488,16 +1376,15 @@
         </w:tc>
         <w:tc>
           <w:tcPr>
-            <w:tcW w:type="dxa" w:w="3742"/>
-            <w:shd w:val="clear" w:color="auto" w:fill="FFFFFF"/>
-          </w:tcPr>
-          <w:p>
-            <w:pPr>
-              <w:spacing w:after="40"/>
-            </w:pPr>
-            <w:r>
-              <w:rPr>
-                <w:b w:val="0"/>
+            <w:tcW w:w="3742" w:type="dxa"/>
+            <w:shd w:val="clear" w:color="auto" w:fill="FFFFFF"/>
+          </w:tcPr>
+          <w:p>
+            <w:pPr>
+              <w:spacing w:after="40"/>
+            </w:pPr>
+            <w:r>
+              <w:rPr>
                 <w:sz w:val="20"/>
               </w:rPr>
               <w:t>Débit des flans, cisaille guillotine</w:t>
@@ -1506,16 +1393,15 @@
         </w:tc>
         <w:tc>
           <w:tcPr>
-            <w:tcW w:type="dxa" w:w="2268"/>
-            <w:shd w:val="clear" w:color="auto" w:fill="FFFFFF"/>
-          </w:tcPr>
-          <w:p>
-            <w:pPr>
-              <w:spacing w:after="40"/>
-            </w:pPr>
-            <w:r>
-              <w:rPr>
-                <w:b w:val="0"/>
+            <w:tcW w:w="2268" w:type="dxa"/>
+            <w:shd w:val="clear" w:color="auto" w:fill="FFFFFF"/>
+          </w:tcPr>
+          <w:p>
+            <w:pPr>
+              <w:spacing w:after="40"/>
+            </w:pPr>
+            <w:r>
+              <w:rPr>
                 <w:sz w:val="20"/>
               </w:rPr>
               <w:t>Débit</w:t>
@@ -1524,16 +1410,15 @@
         </w:tc>
         <w:tc>
           <w:tcPr>
-            <w:tcW w:type="dxa" w:w="2154"/>
-            <w:shd w:val="clear" w:color="auto" w:fill="FFFFFF"/>
-          </w:tcPr>
-          <w:p>
-            <w:pPr>
-              <w:spacing w:after="40"/>
-            </w:pPr>
-            <w:r>
-              <w:rPr>
-                <w:b w:val="0"/>
+            <w:tcW w:w="2154" w:type="dxa"/>
+            <w:shd w:val="clear" w:color="auto" w:fill="FFFFFF"/>
+          </w:tcPr>
+          <w:p>
+            <w:pPr>
+              <w:spacing w:after="40"/>
+            </w:pPr>
+            <w:r>
+              <w:rPr>
                 <w:sz w:val="20"/>
               </w:rPr>
               <w:t>Cotes au mètre</w:t>
@@ -1547,16 +1432,15 @@
         </w:trPr>
         <w:tc>
           <w:tcPr>
-            <w:tcW w:type="dxa" w:w="907"/>
-            <w:shd w:val="clear" w:color="auto" w:fill="F5F5F5"/>
-          </w:tcPr>
-          <w:p>
-            <w:pPr>
-              <w:spacing w:after="40"/>
-            </w:pPr>
-            <w:r>
-              <w:rPr>
-                <w:b w:val="0"/>
+            <w:tcW w:w="907" w:type="dxa"/>
+            <w:shd w:val="clear" w:color="auto" w:fill="F5F5F5"/>
+          </w:tcPr>
+          <w:p>
+            <w:pPr>
+              <w:spacing w:after="40"/>
+            </w:pPr>
+            <w:r>
+              <w:rPr>
                 <w:sz w:val="20"/>
               </w:rPr>
               <w:t>20</w:t>
@@ -1565,16 +1449,15 @@
         </w:tc>
         <w:tc>
           <w:tcPr>
-            <w:tcW w:type="dxa" w:w="3742"/>
-            <w:shd w:val="clear" w:color="auto" w:fill="F5F5F5"/>
-          </w:tcPr>
-          <w:p>
-            <w:pPr>
-              <w:spacing w:after="40"/>
-            </w:pPr>
-            <w:r>
-              <w:rPr>
-                <w:b w:val="0"/>
+            <w:tcW w:w="3742" w:type="dxa"/>
+            <w:shd w:val="clear" w:color="auto" w:fill="F5F5F5"/>
+          </w:tcPr>
+          <w:p>
+            <w:pPr>
+              <w:spacing w:after="40"/>
+            </w:pPr>
+            <w:r>
+              <w:rPr>
                 <w:sz w:val="20"/>
               </w:rPr>
               <w:t>Roulage de la virole</w:t>
@@ -1583,16 +1466,15 @@
         </w:tc>
         <w:tc>
           <w:tcPr>
-            <w:tcW w:type="dxa" w:w="2268"/>
-            <w:shd w:val="clear" w:color="auto" w:fill="F5F5F5"/>
-          </w:tcPr>
-          <w:p>
-            <w:pPr>
-              <w:spacing w:after="40"/>
-            </w:pPr>
-            <w:r>
-              <w:rPr>
-                <w:b w:val="0"/>
+            <w:tcW w:w="2268" w:type="dxa"/>
+            <w:shd w:val="clear" w:color="auto" w:fill="F5F5F5"/>
+          </w:tcPr>
+          <w:p>
+            <w:pPr>
+              <w:spacing w:after="40"/>
+            </w:pPr>
+            <w:r>
+              <w:rPr>
                 <w:sz w:val="20"/>
               </w:rPr>
               <w:t>Rouleuse à 3 cylindres</w:t>
@@ -1601,16 +1483,15 @@
         </w:tc>
         <w:tc>
           <w:tcPr>
-            <w:tcW w:type="dxa" w:w="2154"/>
-            <w:shd w:val="clear" w:color="auto" w:fill="F5F5F5"/>
-          </w:tcPr>
-          <w:p>
-            <w:pPr>
-              <w:spacing w:after="40"/>
-            </w:pPr>
-            <w:r>
-              <w:rPr>
-                <w:b w:val="0"/>
+            <w:tcW w:w="2154" w:type="dxa"/>
+            <w:shd w:val="clear" w:color="auto" w:fill="F5F5F5"/>
+          </w:tcPr>
+          <w:p>
+            <w:pPr>
+              <w:spacing w:after="40"/>
+            </w:pPr>
+            <w:r>
+              <w:rPr>
                 <w:sz w:val="20"/>
               </w:rPr>
               <w:t>Gabarit de rondeur</w:t>
@@ -1624,16 +1505,15 @@
         </w:trPr>
         <w:tc>
           <w:tcPr>
-            <w:tcW w:type="dxa" w:w="907"/>
-            <w:shd w:val="clear" w:color="auto" w:fill="FFFFFF"/>
-          </w:tcPr>
-          <w:p>
-            <w:pPr>
-              <w:spacing w:after="40"/>
-            </w:pPr>
-            <w:r>
-              <w:rPr>
-                <w:b w:val="0"/>
+            <w:tcW w:w="907" w:type="dxa"/>
+            <w:shd w:val="clear" w:color="auto" w:fill="FFFFFF"/>
+          </w:tcPr>
+          <w:p>
+            <w:pPr>
+              <w:spacing w:after="40"/>
+            </w:pPr>
+            <w:r>
+              <w:rPr>
                 <w:sz w:val="20"/>
               </w:rPr>
               <w:t>30</w:t>
@@ -1642,16 +1522,15 @@
         </w:tc>
         <w:tc>
           <w:tcPr>
-            <w:tcW w:type="dxa" w:w="3742"/>
-            <w:shd w:val="clear" w:color="auto" w:fill="FFFFFF"/>
-          </w:tcPr>
-          <w:p>
-            <w:pPr>
-              <w:spacing w:after="40"/>
-            </w:pPr>
-            <w:r>
-              <w:rPr>
-                <w:b w:val="0"/>
+            <w:tcW w:w="3742" w:type="dxa"/>
+            <w:shd w:val="clear" w:color="auto" w:fill="FFFFFF"/>
+          </w:tcPr>
+          <w:p>
+            <w:pPr>
+              <w:spacing w:after="40"/>
+            </w:pPr>
+            <w:r>
+              <w:rPr>
                 <w:sz w:val="20"/>
               </w:rPr>
               <w:t>Chanfrein en V à 30° sur le joint longitudinal</w:t>
@@ -1660,16 +1539,15 @@
         </w:tc>
         <w:tc>
           <w:tcPr>
-            <w:tcW w:type="dxa" w:w="2268"/>
-            <w:shd w:val="clear" w:color="auto" w:fill="FFFFFF"/>
-          </w:tcPr>
-          <w:p>
-            <w:pPr>
-              <w:spacing w:after="40"/>
-            </w:pPr>
-            <w:r>
-              <w:rPr>
-                <w:b w:val="0"/>
+            <w:tcW w:w="2268" w:type="dxa"/>
+            <w:shd w:val="clear" w:color="auto" w:fill="FFFFFF"/>
+          </w:tcPr>
+          <w:p>
+            <w:pPr>
+              <w:spacing w:after="40"/>
+            </w:pPr>
+            <w:r>
+              <w:rPr>
                 <w:sz w:val="20"/>
               </w:rPr>
               <w:t>Meuleuse</w:t>
@@ -1678,16 +1556,15 @@
         </w:tc>
         <w:tc>
           <w:tcPr>
-            <w:tcW w:type="dxa" w:w="2154"/>
-            <w:shd w:val="clear" w:color="auto" w:fill="FFFFFF"/>
-          </w:tcPr>
-          <w:p>
-            <w:pPr>
-              <w:spacing w:after="40"/>
-            </w:pPr>
-            <w:r>
-              <w:rPr>
-                <w:b w:val="0"/>
+            <w:tcW w:w="2154" w:type="dxa"/>
+            <w:shd w:val="clear" w:color="auto" w:fill="FFFFFF"/>
+          </w:tcPr>
+          <w:p>
+            <w:pPr>
+              <w:spacing w:after="40"/>
+            </w:pPr>
+            <w:r>
+              <w:rPr>
                 <w:sz w:val="20"/>
               </w:rPr>
               <w:t>Visuel</w:t>
@@ -1701,16 +1578,15 @@
         </w:trPr>
         <w:tc>
           <w:tcPr>
-            <w:tcW w:type="dxa" w:w="907"/>
-            <w:shd w:val="clear" w:color="auto" w:fill="F5F5F5"/>
-          </w:tcPr>
-          <w:p>
-            <w:pPr>
-              <w:spacing w:after="40"/>
-            </w:pPr>
-            <w:r>
-              <w:rPr>
-                <w:b w:val="0"/>
+            <w:tcW w:w="907" w:type="dxa"/>
+            <w:shd w:val="clear" w:color="auto" w:fill="F5F5F5"/>
+          </w:tcPr>
+          <w:p>
+            <w:pPr>
+              <w:spacing w:after="40"/>
+            </w:pPr>
+            <w:r>
+              <w:rPr>
                 <w:sz w:val="20"/>
               </w:rPr>
               <w:t>40</w:t>
@@ -1719,16 +1595,15 @@
         </w:tc>
         <w:tc>
           <w:tcPr>
-            <w:tcW w:type="dxa" w:w="3742"/>
-            <w:shd w:val="clear" w:color="auto" w:fill="F5F5F5"/>
-          </w:tcPr>
-          <w:p>
-            <w:pPr>
-              <w:spacing w:after="40"/>
-            </w:pPr>
-            <w:r>
-              <w:rPr>
-                <w:b w:val="0"/>
+            <w:tcW w:w="3742" w:type="dxa"/>
+            <w:shd w:val="clear" w:color="auto" w:fill="F5F5F5"/>
+          </w:tcPr>
+          <w:p>
+            <w:pPr>
+              <w:spacing w:after="40"/>
+            </w:pPr>
+            <w:r>
+              <w:rPr>
                 <w:sz w:val="20"/>
               </w:rPr>
               <w:t>Soudage MAG 135 du joint longitudinal, 2 passes</w:t>
@@ -1737,16 +1612,15 @@
         </w:tc>
         <w:tc>
           <w:tcPr>
-            <w:tcW w:type="dxa" w:w="2268"/>
-            <w:shd w:val="clear" w:color="auto" w:fill="F5F5F5"/>
-          </w:tcPr>
-          <w:p>
-            <w:pPr>
-              <w:spacing w:after="40"/>
-            </w:pPr>
-            <w:r>
-              <w:rPr>
-                <w:b w:val="0"/>
+            <w:tcW w:w="2268" w:type="dxa"/>
+            <w:shd w:val="clear" w:color="auto" w:fill="F5F5F5"/>
+          </w:tcPr>
+          <w:p>
+            <w:pPr>
+              <w:spacing w:after="40"/>
+            </w:pPr>
+            <w:r>
+              <w:rPr>
                 <w:sz w:val="20"/>
               </w:rPr>
               <w:t>Poste MAG n° 3</w:t>
@@ -1755,16 +1629,15 @@
         </w:tc>
         <w:tc>
           <w:tcPr>
-            <w:tcW w:type="dxa" w:w="2154"/>
-            <w:shd w:val="clear" w:color="auto" w:fill="F5F5F5"/>
-          </w:tcPr>
-          <w:p>
-            <w:pPr>
-              <w:spacing w:after="40"/>
-            </w:pPr>
-            <w:r>
-              <w:rPr>
-                <w:b w:val="0"/>
+            <w:tcW w:w="2154" w:type="dxa"/>
+            <w:shd w:val="clear" w:color="auto" w:fill="F5F5F5"/>
+          </w:tcPr>
+          <w:p>
+            <w:pPr>
+              <w:spacing w:after="40"/>
+            </w:pPr>
+            <w:r>
+              <w:rPr>
                 <w:sz w:val="20"/>
               </w:rPr>
               <w:t>Visuel du cordon</w:t>
@@ -1778,16 +1651,15 @@
         </w:trPr>
         <w:tc>
           <w:tcPr>
-            <w:tcW w:type="dxa" w:w="907"/>
-            <w:shd w:val="clear" w:color="auto" w:fill="FFFFFF"/>
-          </w:tcPr>
-          <w:p>
-            <w:pPr>
-              <w:spacing w:after="40"/>
-            </w:pPr>
-            <w:r>
-              <w:rPr>
-                <w:b w:val="0"/>
+            <w:tcW w:w="907" w:type="dxa"/>
+            <w:shd w:val="clear" w:color="auto" w:fill="FFFFFF"/>
+          </w:tcPr>
+          <w:p>
+            <w:pPr>
+              <w:spacing w:after="40"/>
+            </w:pPr>
+            <w:r>
+              <w:rPr>
                 <w:sz w:val="20"/>
               </w:rPr>
               <w:t>50</w:t>
@@ -1796,16 +1668,15 @@
         </w:tc>
         <w:tc>
           <w:tcPr>
-            <w:tcW w:type="dxa" w:w="3742"/>
-            <w:shd w:val="clear" w:color="auto" w:fill="FFFFFF"/>
-          </w:tcPr>
-          <w:p>
-            <w:pPr>
-              <w:spacing w:after="40"/>
-            </w:pPr>
-            <w:r>
-              <w:rPr>
-                <w:b w:val="0"/>
+            <w:tcW w:w="3742" w:type="dxa"/>
+            <w:shd w:val="clear" w:color="auto" w:fill="FFFFFF"/>
+          </w:tcPr>
+          <w:p>
+            <w:pPr>
+              <w:spacing w:after="40"/>
+            </w:pPr>
+            <w:r>
+              <w:rPr>
                 <w:sz w:val="20"/>
               </w:rPr>
               <w:t>Soudage MAG 135 des deux fonds</w:t>
@@ -1814,16 +1685,15 @@
         </w:tc>
         <w:tc>
           <w:tcPr>
-            <w:tcW w:type="dxa" w:w="2268"/>
-            <w:shd w:val="clear" w:color="auto" w:fill="FFFFFF"/>
-          </w:tcPr>
-          <w:p>
-            <w:pPr>
-              <w:spacing w:after="40"/>
-            </w:pPr>
-            <w:r>
-              <w:rPr>
-                <w:b w:val="0"/>
+            <w:tcW w:w="2268" w:type="dxa"/>
+            <w:shd w:val="clear" w:color="auto" w:fill="FFFFFF"/>
+          </w:tcPr>
+          <w:p>
+            <w:pPr>
+              <w:spacing w:after="40"/>
+            </w:pPr>
+            <w:r>
+              <w:rPr>
                 <w:sz w:val="20"/>
               </w:rPr>
               <w:t>Poste MAG n° 3</w:t>
@@ -1832,16 +1702,15 @@
         </w:tc>
         <w:tc>
           <w:tcPr>
-            <w:tcW w:type="dxa" w:w="2154"/>
-            <w:shd w:val="clear" w:color="auto" w:fill="FFFFFF"/>
-          </w:tcPr>
-          <w:p>
-            <w:pPr>
-              <w:spacing w:after="40"/>
-            </w:pPr>
-            <w:r>
-              <w:rPr>
-                <w:b w:val="0"/>
+            <w:tcW w:w="2154" w:type="dxa"/>
+            <w:shd w:val="clear" w:color="auto" w:fill="FFFFFF"/>
+          </w:tcPr>
+          <w:p>
+            <w:pPr>
+              <w:spacing w:after="40"/>
+            </w:pPr>
+            <w:r>
+              <w:rPr>
                 <w:sz w:val="20"/>
               </w:rPr>
               <w:t>Visuel du cordon</w:t>
@@ -1855,16 +1724,15 @@
         </w:trPr>
         <w:tc>
           <w:tcPr>
-            <w:tcW w:type="dxa" w:w="907"/>
-            <w:shd w:val="clear" w:color="auto" w:fill="F5F5F5"/>
-          </w:tcPr>
-          <w:p>
-            <w:pPr>
-              <w:spacing w:after="40"/>
-            </w:pPr>
-            <w:r>
-              <w:rPr>
-                <w:b w:val="0"/>
+            <w:tcW w:w="907" w:type="dxa"/>
+            <w:shd w:val="clear" w:color="auto" w:fill="F5F5F5"/>
+          </w:tcPr>
+          <w:p>
+            <w:pPr>
+              <w:spacing w:after="40"/>
+            </w:pPr>
+            <w:r>
+              <w:rPr>
                 <w:sz w:val="20"/>
               </w:rPr>
               <w:t>60</w:t>
@@ -1873,16 +1741,15 @@
         </w:tc>
         <w:tc>
           <w:tcPr>
-            <w:tcW w:type="dxa" w:w="3742"/>
-            <w:shd w:val="clear" w:color="auto" w:fill="F5F5F5"/>
-          </w:tcPr>
-          <w:p>
-            <w:pPr>
-              <w:spacing w:after="40"/>
-            </w:pPr>
-            <w:r>
-              <w:rPr>
-                <w:b w:val="0"/>
+            <w:tcW w:w="3742" w:type="dxa"/>
+            <w:shd w:val="clear" w:color="auto" w:fill="F5F5F5"/>
+          </w:tcPr>
+          <w:p>
+            <w:pPr>
+              <w:spacing w:after="40"/>
+            </w:pPr>
+            <w:r>
+              <w:rPr>
                 <w:sz w:val="20"/>
               </w:rPr>
               <w:t>Dressage des portées d'étanchéité, perçage des brides</w:t>
@@ -1891,16 +1758,15 @@
         </w:tc>
         <w:tc>
           <w:tcPr>
-            <w:tcW w:type="dxa" w:w="2268"/>
-            <w:shd w:val="clear" w:color="auto" w:fill="F5F5F5"/>
-          </w:tcPr>
-          <w:p>
-            <w:pPr>
-              <w:spacing w:after="40"/>
-            </w:pPr>
-            <w:r>
-              <w:rPr>
-                <w:b w:val="0"/>
+            <w:tcW w:w="2268" w:type="dxa"/>
+            <w:shd w:val="clear" w:color="auto" w:fill="F5F5F5"/>
+          </w:tcPr>
+          <w:p>
+            <w:pPr>
+              <w:spacing w:after="40"/>
+            </w:pPr>
+            <w:r>
+              <w:rPr>
                 <w:sz w:val="20"/>
               </w:rPr>
               <w:t>Centre CN n° 2</w:t>
@@ -1909,16 +1775,15 @@
         </w:tc>
         <w:tc>
           <w:tcPr>
-            <w:tcW w:type="dxa" w:w="2154"/>
-            <w:shd w:val="clear" w:color="auto" w:fill="F5F5F5"/>
-          </w:tcPr>
-          <w:p>
-            <w:pPr>
-              <w:spacing w:after="40"/>
-            </w:pPr>
-            <w:r>
-              <w:rPr>
-                <w:b w:val="0"/>
+            <w:tcW w:w="2154" w:type="dxa"/>
+            <w:shd w:val="clear" w:color="auto" w:fill="F5F5F5"/>
+          </w:tcPr>
+          <w:p>
+            <w:pPr>
+              <w:spacing w:after="40"/>
+            </w:pPr>
+            <w:r>
+              <w:rPr>
                 <w:sz w:val="20"/>
               </w:rPr>
               <w:t>Contrôle dimensionnel</w:t>
@@ -1932,16 +1797,15 @@
         </w:trPr>
         <w:tc>
           <w:tcPr>
-            <w:tcW w:type="dxa" w:w="907"/>
-            <w:shd w:val="clear" w:color="auto" w:fill="FFFFFF"/>
-          </w:tcPr>
-          <w:p>
-            <w:pPr>
-              <w:spacing w:after="40"/>
-            </w:pPr>
-            <w:r>
-              <w:rPr>
-                <w:b w:val="0"/>
+            <w:tcW w:w="907" w:type="dxa"/>
+            <w:shd w:val="clear" w:color="auto" w:fill="FFFFFF"/>
+          </w:tcPr>
+          <w:p>
+            <w:pPr>
+              <w:spacing w:after="40"/>
+            </w:pPr>
+            <w:r>
+              <w:rPr>
                 <w:sz w:val="20"/>
               </w:rPr>
               <w:t>70</w:t>
@@ -1950,16 +1814,15 @@
         </w:tc>
         <w:tc>
           <w:tcPr>
-            <w:tcW w:type="dxa" w:w="3742"/>
-            <w:shd w:val="clear" w:color="auto" w:fill="FFFFFF"/>
-          </w:tcPr>
-          <w:p>
-            <w:pPr>
-              <w:spacing w:after="40"/>
-            </w:pPr>
-            <w:r>
-              <w:rPr>
-                <w:b w:val="0"/>
+            <w:tcW w:w="3742" w:type="dxa"/>
+            <w:shd w:val="clear" w:color="auto" w:fill="FFFFFF"/>
+          </w:tcPr>
+          <w:p>
+            <w:pPr>
+              <w:spacing w:after="40"/>
+            </w:pPr>
+            <w:r>
+              <w:rPr>
                 <w:sz w:val="20"/>
               </w:rPr>
               <w:t>Ébavurage, marquage du repère, expédition</w:t>
@@ -1968,16 +1831,15 @@
         </w:tc>
         <w:tc>
           <w:tcPr>
-            <w:tcW w:type="dxa" w:w="2268"/>
-            <w:shd w:val="clear" w:color="auto" w:fill="FFFFFF"/>
-          </w:tcPr>
-          <w:p>
-            <w:pPr>
-              <w:spacing w:after="40"/>
-            </w:pPr>
-            <w:r>
-              <w:rPr>
-                <w:b w:val="0"/>
+            <w:tcW w:w="2268" w:type="dxa"/>
+            <w:shd w:val="clear" w:color="auto" w:fill="FFFFFF"/>
+          </w:tcPr>
+          <w:p>
+            <w:pPr>
+              <w:spacing w:after="40"/>
+            </w:pPr>
+            <w:r>
+              <w:rPr>
                 <w:sz w:val="20"/>
               </w:rPr>
               <w:t>Finition</w:t>
@@ -1986,16 +1848,15 @@
         </w:tc>
         <w:tc>
           <w:tcPr>
-            <w:tcW w:type="dxa" w:w="2154"/>
-            <w:shd w:val="clear" w:color="auto" w:fill="FFFFFF"/>
-          </w:tcPr>
-          <w:p>
-            <w:pPr>
-              <w:spacing w:after="40"/>
-            </w:pPr>
-            <w:r>
-              <w:rPr>
-                <w:b w:val="0"/>
+            <w:tcW w:w="2154" w:type="dxa"/>
+            <w:shd w:val="clear" w:color="auto" w:fill="FFFFFF"/>
+          </w:tcPr>
+          <w:p>
+            <w:pPr>
+              <w:spacing w:after="40"/>
+            </w:pPr>
+            <w:r>
+              <w:rPr>
                 <w:sz w:val="20"/>
               </w:rPr>
               <w:t>Visuel</w:t>
@@ -2011,8 +1872,7 @@
     </w:p>
     <w:tbl>
       <w:tblPr>
-        <w:tblW w:type="auto" w:w="0"/>
-        <w:tblLook w:firstColumn="1" w:firstRow="1" w:lastColumn="0" w:lastRow="0" w:noHBand="0" w:noVBand="1" w:val="04A0"/>
+        <w:tblW w:w="0" w:type="auto"/>
         <w:tblBorders>
           <w:top w:val="single" w:sz="2" w:space="0" w:color="B45F06"/>
           <w:left w:val="single" w:sz="18" w:space="0" w:color="B45F06"/>
@@ -2021,14 +1881,15 @@
           <w:insideH w:val="none" w:sz="0" w:space="0" w:color="FFFFFF"/>
           <w:insideV w:val="none" w:sz="0" w:space="0" w:color="FFFFFF"/>
         </w:tblBorders>
+        <w:tblLook w:val="04A0" w:firstRow="1" w:lastRow="0" w:firstColumn="1" w:lastColumn="0" w:noHBand="0" w:noVBand="1"/>
       </w:tblPr>
       <w:tblGrid>
-        <w:gridCol w:w="9706"/>
+        <w:gridCol w:w="9680"/>
       </w:tblGrid>
       <w:tr>
         <w:tc>
           <w:tcPr>
-            <w:tcW w:type="dxa" w:w="9706"/>
+            <w:tcW w:w="9706" w:type="dxa"/>
             <w:shd w:val="clear" w:color="auto" w:fill="FDF2E9"/>
             <w:tcMar>
               <w:top w:w="140" w:type="dxa"/>
@@ -2056,19 +1917,14 @@
             </w:pPr>
             <w:r>
               <w:rPr>
-                <w:b w:val="0"/>
                 <w:sz w:val="21"/>
               </w:rPr>
               <w:t>Aucune épreuve hydrostatique n'est prévue chez CENTRE MÉCANO-SOUDURE. Le contrôle après soudage est visuel. L'épreuve est faite par le client à réception.</w:t>
             </w:r>
           </w:p>
           <w:p>
-            <w:pPr>
-              <w:spacing w:after="0"/>
-            </w:pPr>
-            <w:r>
-              <w:rPr>
-                <w:b w:val="0"/>
+            <w:r>
+              <w:rPr>
                 <w:sz w:val="21"/>
               </w:rPr>
               <w:t>Aucun préchauffage n'est prévu à la phase 40 ni à la phase 50.</w:t>
@@ -2087,10 +1943,7 @@
         <w:pStyle w:val="Titre1"/>
       </w:pPr>
       <w:r>
-        <w:rPr>
-          <w:b w:val="0"/>
-          <w:i w:val="0"/>
-        </w:rPr>
+        <w:lastRenderedPageBreak/>
         <w:t>Pièce 4. Chronologie des faits</w:t>
       </w:r>
     </w:p>
@@ -2100,7 +1953,6 @@
       </w:pPr>
       <w:r>
         <w:rPr>
-          <w:b w:val="0"/>
           <w:i/>
         </w:rPr>
         <w:t>Relevé établi par le responsable qualité de CENTRE MÉCANO-SOUDURE. Faits datés, sans interprétation.</w:t>
@@ -2108,8 +1960,7 @@
     </w:p>
     <w:tbl>
       <w:tblPr>
-        <w:tblW w:type="auto" w:w="0"/>
-        <w:tblLook w:firstColumn="1" w:firstRow="1" w:lastColumn="0" w:lastRow="0" w:noHBand="0" w:noVBand="1" w:val="04A0"/>
+        <w:tblW w:w="0" w:type="auto"/>
         <w:tblBorders>
           <w:top w:val="single" w:sz="4" w:space="0" w:color="BFBFBF"/>
           <w:left w:val="single" w:sz="4" w:space="0" w:color="BFBFBF"/>
@@ -2119,6 +1970,7 @@
           <w:insideV w:val="single" w:sz="4" w:space="0" w:color="BFBFBF"/>
         </w:tblBorders>
         <w:tblLayout w:type="fixed"/>
+        <w:tblLook w:val="04A0" w:firstRow="1" w:lastRow="0" w:firstColumn="1" w:lastColumn="0" w:noHBand="0" w:noVBand="1"/>
       </w:tblPr>
       <w:tblGrid>
         <w:gridCol w:w="2381"/>
@@ -2126,12 +1978,12 @@
       </w:tblGrid>
       <w:tr>
         <w:trPr>
-          <w:tblHeader w:val="true"/>
-          <w:cantSplit/>
-        </w:trPr>
-        <w:tc>
-          <w:tcPr>
-            <w:tcW w:type="dxa" w:w="2381"/>
+          <w:cantSplit/>
+          <w:tblHeader/>
+        </w:trPr>
+        <w:tc>
+          <w:tcPr>
+            <w:tcW w:w="2381" w:type="dxa"/>
             <w:shd w:val="clear" w:color="auto" w:fill="1F3864"/>
           </w:tcPr>
           <w:p>
@@ -2150,7 +2002,7 @@
         </w:tc>
         <w:tc>
           <w:tcPr>
-            <w:tcW w:type="dxa" w:w="6690"/>
+            <w:tcW w:w="6690" w:type="dxa"/>
             <w:shd w:val="clear" w:color="auto" w:fill="1F3864"/>
           </w:tcPr>
           <w:p>
@@ -2174,16 +2026,15 @@
         </w:trPr>
         <w:tc>
           <w:tcPr>
-            <w:tcW w:type="dxa" w:w="2381"/>
-            <w:shd w:val="clear" w:color="auto" w:fill="FFFFFF"/>
-          </w:tcPr>
-          <w:p>
-            <w:pPr>
-              <w:spacing w:after="40"/>
-            </w:pPr>
-            <w:r>
-              <w:rPr>
-                <w:b w:val="0"/>
+            <w:tcW w:w="2381" w:type="dxa"/>
+            <w:shd w:val="clear" w:color="auto" w:fill="FFFFFF"/>
+          </w:tcPr>
+          <w:p>
+            <w:pPr>
+              <w:spacing w:after="40"/>
+            </w:pPr>
+            <w:r>
+              <w:rPr>
                 <w:sz w:val="20"/>
               </w:rPr>
               <w:t>lundi 11 mai 2026</w:t>
@@ -2192,16 +2043,15 @@
         </w:tc>
         <w:tc>
           <w:tcPr>
-            <w:tcW w:type="dxa" w:w="6690"/>
-            <w:shd w:val="clear" w:color="auto" w:fill="FFFFFF"/>
-          </w:tcPr>
-          <w:p>
-            <w:pPr>
-              <w:spacing w:after="40"/>
-            </w:pPr>
-            <w:r>
-              <w:rPr>
-                <w:b w:val="0"/>
+            <w:tcW w:w="6690" w:type="dxa"/>
+            <w:shd w:val="clear" w:color="auto" w:fill="FFFFFF"/>
+          </w:tcPr>
+          <w:p>
+            <w:pPr>
+              <w:spacing w:after="40"/>
+            </w:pPr>
+            <w:r>
+              <w:rPr>
                 <w:sz w:val="20"/>
               </w:rPr>
               <w:t>Réception de 18 tôles épaisseur 8 mm, bon de livraison n° 7615.</w:t>
@@ -2215,16 +2065,15 @@
         </w:trPr>
         <w:tc>
           <w:tcPr>
-            <w:tcW w:type="dxa" w:w="2381"/>
-            <w:shd w:val="clear" w:color="auto" w:fill="F5F5F5"/>
-          </w:tcPr>
-          <w:p>
-            <w:pPr>
-              <w:spacing w:after="40"/>
-            </w:pPr>
-            <w:r>
-              <w:rPr>
-                <w:b w:val="0"/>
+            <w:tcW w:w="2381" w:type="dxa"/>
+            <w:shd w:val="clear" w:color="auto" w:fill="F5F5F5"/>
+          </w:tcPr>
+          <w:p>
+            <w:pPr>
+              <w:spacing w:after="40"/>
+            </w:pPr>
+            <w:r>
+              <w:rPr>
                 <w:sz w:val="20"/>
               </w:rPr>
               <w:t>lundi 18 mai 2026</w:t>
@@ -2233,16 +2082,15 @@
         </w:tc>
         <w:tc>
           <w:tcPr>
-            <w:tcW w:type="dxa" w:w="6690"/>
-            <w:shd w:val="clear" w:color="auto" w:fill="F5F5F5"/>
-          </w:tcPr>
-          <w:p>
-            <w:pPr>
-              <w:spacing w:after="40"/>
-            </w:pPr>
-            <w:r>
-              <w:rPr>
-                <w:b w:val="0"/>
+            <w:tcW w:w="6690" w:type="dxa"/>
+            <w:shd w:val="clear" w:color="auto" w:fill="F5F5F5"/>
+          </w:tcPr>
+          <w:p>
+            <w:pPr>
+              <w:spacing w:after="40"/>
+            </w:pPr>
+            <w:r>
+              <w:rPr>
                 <w:sz w:val="20"/>
               </w:rPr>
               <w:t>Début de fabrication du lot L-1205, 10 corps de vérin.</w:t>
@@ -2256,16 +2104,15 @@
         </w:trPr>
         <w:tc>
           <w:tcPr>
-            <w:tcW w:type="dxa" w:w="2381"/>
-            <w:shd w:val="clear" w:color="auto" w:fill="FFFFFF"/>
-          </w:tcPr>
-          <w:p>
-            <w:pPr>
-              <w:spacing w:after="40"/>
-            </w:pPr>
-            <w:r>
-              <w:rPr>
-                <w:b w:val="0"/>
+            <w:tcW w:w="2381" w:type="dxa"/>
+            <w:shd w:val="clear" w:color="auto" w:fill="FFFFFF"/>
+          </w:tcPr>
+          <w:p>
+            <w:pPr>
+              <w:spacing w:after="40"/>
+            </w:pPr>
+            <w:r>
+              <w:rPr>
                 <w:sz w:val="20"/>
               </w:rPr>
               <w:t>vendredi 22 mai 2026</w:t>
@@ -2274,16 +2121,15 @@
         </w:tc>
         <w:tc>
           <w:tcPr>
-            <w:tcW w:type="dxa" w:w="6690"/>
-            <w:shd w:val="clear" w:color="auto" w:fill="FFFFFF"/>
-          </w:tcPr>
-          <w:p>
-            <w:pPr>
-              <w:spacing w:after="40"/>
-            </w:pPr>
-            <w:r>
-              <w:rPr>
-                <w:b w:val="0"/>
+            <w:tcW w:w="6690" w:type="dxa"/>
+            <w:shd w:val="clear" w:color="auto" w:fill="FFFFFF"/>
+          </w:tcPr>
+          <w:p>
+            <w:pPr>
+              <w:spacing w:after="40"/>
+            </w:pPr>
+            <w:r>
+              <w:rPr>
                 <w:sz w:val="20"/>
               </w:rPr>
               <w:t>Expédition du lot L-1205.</w:t>
@@ -2297,16 +2143,15 @@
         </w:trPr>
         <w:tc>
           <w:tcPr>
-            <w:tcW w:type="dxa" w:w="2381"/>
-            <w:shd w:val="clear" w:color="auto" w:fill="F5F5F5"/>
-          </w:tcPr>
-          <w:p>
-            <w:pPr>
-              <w:spacing w:after="40"/>
-            </w:pPr>
-            <w:r>
-              <w:rPr>
-                <w:b w:val="0"/>
+            <w:tcW w:w="2381" w:type="dxa"/>
+            <w:shd w:val="clear" w:color="auto" w:fill="F5F5F5"/>
+          </w:tcPr>
+          <w:p>
+            <w:pPr>
+              <w:spacing w:after="40"/>
+            </w:pPr>
+            <w:r>
+              <w:rPr>
                 <w:sz w:val="20"/>
               </w:rPr>
               <w:t>mardi 26 mai 2026</w:t>
@@ -2315,16 +2160,15 @@
         </w:tc>
         <w:tc>
           <w:tcPr>
-            <w:tcW w:type="dxa" w:w="6690"/>
-            <w:shd w:val="clear" w:color="auto" w:fill="F5F5F5"/>
-          </w:tcPr>
-          <w:p>
-            <w:pPr>
-              <w:spacing w:after="40"/>
-            </w:pPr>
-            <w:r>
-              <w:rPr>
-                <w:b w:val="0"/>
+            <w:tcW w:w="6690" w:type="dxa"/>
+            <w:shd w:val="clear" w:color="auto" w:fill="F5F5F5"/>
+          </w:tcPr>
+          <w:p>
+            <w:pPr>
+              <w:spacing w:after="40"/>
+            </w:pPr>
+            <w:r>
+              <w:rPr>
                 <w:sz w:val="20"/>
               </w:rPr>
               <w:t>Épreuve hydrostatique du lot L-1205 chez le client : 10 corps sur 10 conformes.</w:t>
@@ -2338,16 +2182,15 @@
         </w:trPr>
         <w:tc>
           <w:tcPr>
-            <w:tcW w:type="dxa" w:w="2381"/>
-            <w:shd w:val="clear" w:color="auto" w:fill="FFFFFF"/>
-          </w:tcPr>
-          <w:p>
-            <w:pPr>
-              <w:spacing w:after="40"/>
-            </w:pPr>
-            <w:r>
-              <w:rPr>
-                <w:b w:val="0"/>
+            <w:tcW w:w="2381" w:type="dxa"/>
+            <w:shd w:val="clear" w:color="auto" w:fill="FFFFFF"/>
+          </w:tcPr>
+          <w:p>
+            <w:pPr>
+              <w:spacing w:after="40"/>
+            </w:pPr>
+            <w:r>
+              <w:rPr>
                 <w:sz w:val="20"/>
               </w:rPr>
               <w:t>lundi 8 juin 2026</w:t>
@@ -2356,16 +2199,15 @@
         </w:tc>
         <w:tc>
           <w:tcPr>
-            <w:tcW w:type="dxa" w:w="6690"/>
-            <w:shd w:val="clear" w:color="auto" w:fill="FFFFFF"/>
-          </w:tcPr>
-          <w:p>
-            <w:pPr>
-              <w:spacing w:after="40"/>
-            </w:pPr>
-            <w:r>
-              <w:rPr>
-                <w:b w:val="0"/>
+            <w:tcW w:w="6690" w:type="dxa"/>
+            <w:shd w:val="clear" w:color="auto" w:fill="FFFFFF"/>
+          </w:tcPr>
+          <w:p>
+            <w:pPr>
+              <w:spacing w:after="40"/>
+            </w:pPr>
+            <w:r>
+              <w:rPr>
                 <w:sz w:val="20"/>
               </w:rPr>
               <w:t>Choc signalé par l'opérateur sur le centre CN n° 2, en dégagement rapide.</w:t>
@@ -2379,16 +2221,15 @@
         </w:trPr>
         <w:tc>
           <w:tcPr>
-            <w:tcW w:type="dxa" w:w="2381"/>
-            <w:shd w:val="clear" w:color="auto" w:fill="F5F5F5"/>
-          </w:tcPr>
-          <w:p>
-            <w:pPr>
-              <w:spacing w:after="40"/>
-            </w:pPr>
-            <w:r>
-              <w:rPr>
-                <w:b w:val="0"/>
+            <w:tcW w:w="2381" w:type="dxa"/>
+            <w:shd w:val="clear" w:color="auto" w:fill="F5F5F5"/>
+          </w:tcPr>
+          <w:p>
+            <w:pPr>
+              <w:spacing w:after="40"/>
+            </w:pPr>
+            <w:r>
+              <w:rPr>
                 <w:sz w:val="20"/>
               </w:rPr>
               <w:t>mardi 9 juin 2026</w:t>
@@ -2397,16 +2238,15 @@
         </w:tc>
         <w:tc>
           <w:tcPr>
-            <w:tcW w:type="dxa" w:w="6690"/>
-            <w:shd w:val="clear" w:color="auto" w:fill="F5F5F5"/>
-          </w:tcPr>
-          <w:p>
-            <w:pPr>
-              <w:spacing w:after="40"/>
-            </w:pPr>
-            <w:r>
-              <w:rPr>
-                <w:b w:val="0"/>
+            <w:tcW w:w="6690" w:type="dxa"/>
+            <w:shd w:val="clear" w:color="auto" w:fill="F5F5F5"/>
+          </w:tcPr>
+          <w:p>
+            <w:pPr>
+              <w:spacing w:after="40"/>
+            </w:pPr>
+            <w:r>
+              <w:rPr>
                 <w:sz w:val="20"/>
               </w:rPr>
               <w:t>Contrôle de la broche du centre CN n° 2. Jeu axial relevé : 0,07 mm. Machine remise en service.</w:t>
@@ -2420,16 +2260,15 @@
         </w:trPr>
         <w:tc>
           <w:tcPr>
-            <w:tcW w:type="dxa" w:w="2381"/>
-            <w:shd w:val="clear" w:color="auto" w:fill="FFFFFF"/>
-          </w:tcPr>
-          <w:p>
-            <w:pPr>
-              <w:spacing w:after="40"/>
-            </w:pPr>
-            <w:r>
-              <w:rPr>
-                <w:b w:val="0"/>
+            <w:tcW w:w="2381" w:type="dxa"/>
+            <w:shd w:val="clear" w:color="auto" w:fill="FFFFFF"/>
+          </w:tcPr>
+          <w:p>
+            <w:pPr>
+              <w:spacing w:after="40"/>
+            </w:pPr>
+            <w:r>
+              <w:rPr>
                 <w:sz w:val="20"/>
               </w:rPr>
               <w:t>mercredi 10 juin 2026</w:t>
@@ -2438,16 +2277,15 @@
         </w:tc>
         <w:tc>
           <w:tcPr>
-            <w:tcW w:type="dxa" w:w="6690"/>
-            <w:shd w:val="clear" w:color="auto" w:fill="FFFFFF"/>
-          </w:tcPr>
-          <w:p>
-            <w:pPr>
-              <w:spacing w:after="40"/>
-            </w:pPr>
-            <w:r>
-              <w:rPr>
-                <w:b w:val="0"/>
+            <w:tcW w:w="6690" w:type="dxa"/>
+            <w:shd w:val="clear" w:color="auto" w:fill="FFFFFF"/>
+          </w:tcPr>
+          <w:p>
+            <w:pPr>
+              <w:spacing w:after="40"/>
+            </w:pPr>
+            <w:r>
+              <w:rPr>
                 <w:sz w:val="20"/>
               </w:rPr>
               <w:t>Usinage d'un lot de 40 brides sur le centre CN n° 2. Aucun incident, aucune usure anormale.</w:t>
@@ -2461,16 +2299,15 @@
         </w:trPr>
         <w:tc>
           <w:tcPr>
-            <w:tcW w:type="dxa" w:w="2381"/>
-            <w:shd w:val="clear" w:color="auto" w:fill="F5F5F5"/>
-          </w:tcPr>
-          <w:p>
-            <w:pPr>
-              <w:spacing w:after="40"/>
-            </w:pPr>
-            <w:r>
-              <w:rPr>
-                <w:b w:val="0"/>
+            <w:tcW w:w="2381" w:type="dxa"/>
+            <w:shd w:val="clear" w:color="auto" w:fill="F5F5F5"/>
+          </w:tcPr>
+          <w:p>
+            <w:pPr>
+              <w:spacing w:after="40"/>
+            </w:pPr>
+            <w:r>
+              <w:rPr>
                 <w:sz w:val="20"/>
               </w:rPr>
               <w:t>lundi 15 juin 2026</w:t>
@@ -2479,16 +2316,15 @@
         </w:tc>
         <w:tc>
           <w:tcPr>
-            <w:tcW w:type="dxa" w:w="6690"/>
-            <w:shd w:val="clear" w:color="auto" w:fill="F5F5F5"/>
-          </w:tcPr>
-          <w:p>
-            <w:pPr>
-              <w:spacing w:after="40"/>
-            </w:pPr>
-            <w:r>
-              <w:rPr>
-                <w:b w:val="0"/>
+            <w:tcW w:w="6690" w:type="dxa"/>
+            <w:shd w:val="clear" w:color="auto" w:fill="F5F5F5"/>
+          </w:tcPr>
+          <w:p>
+            <w:pPr>
+              <w:spacing w:after="40"/>
+            </w:pPr>
+            <w:r>
+              <w:rPr>
                 <w:sz w:val="20"/>
               </w:rPr>
               <w:t>Réception de 24 tôles épaisseur 8 mm, bon de livraison n° 8842. Palette rangée à l'emplacement B12.</w:t>
@@ -2502,16 +2338,15 @@
         </w:trPr>
         <w:tc>
           <w:tcPr>
-            <w:tcW w:type="dxa" w:w="2381"/>
-            <w:shd w:val="clear" w:color="auto" w:fill="FFFFFF"/>
-          </w:tcPr>
-          <w:p>
-            <w:pPr>
-              <w:spacing w:after="40"/>
-            </w:pPr>
-            <w:r>
-              <w:rPr>
-                <w:b w:val="0"/>
+            <w:tcW w:w="2381" w:type="dxa"/>
+            <w:shd w:val="clear" w:color="auto" w:fill="FFFFFF"/>
+          </w:tcPr>
+          <w:p>
+            <w:pPr>
+              <w:spacing w:after="40"/>
+            </w:pPr>
+            <w:r>
+              <w:rPr>
                 <w:sz w:val="20"/>
               </w:rPr>
               <w:t>mardi 16 juin 2026</w:t>
@@ -2520,16 +2355,15 @@
         </w:tc>
         <w:tc>
           <w:tcPr>
-            <w:tcW w:type="dxa" w:w="6690"/>
-            <w:shd w:val="clear" w:color="auto" w:fill="FFFFFF"/>
-          </w:tcPr>
-          <w:p>
-            <w:pPr>
-              <w:spacing w:after="40"/>
-            </w:pPr>
-            <w:r>
-              <w:rPr>
-                <w:b w:val="0"/>
+            <w:tcW w:w="6690" w:type="dxa"/>
+            <w:shd w:val="clear" w:color="auto" w:fill="FFFFFF"/>
+          </w:tcPr>
+          <w:p>
+            <w:pPr>
+              <w:spacing w:after="40"/>
+            </w:pPr>
+            <w:r>
+              <w:rPr>
                 <w:sz w:val="20"/>
               </w:rPr>
               <w:t>Débit et roulage des 10 viroles du lot L-1206. Le magasin sort d'abord le reliquat de l'emplacement B12, puis entame la palette reçue la veille.</w:t>
@@ -2543,16 +2377,15 @@
         </w:trPr>
         <w:tc>
           <w:tcPr>
-            <w:tcW w:type="dxa" w:w="2381"/>
-            <w:shd w:val="clear" w:color="auto" w:fill="F5F5F5"/>
-          </w:tcPr>
-          <w:p>
-            <w:pPr>
-              <w:spacing w:after="40"/>
-            </w:pPr>
-            <w:r>
-              <w:rPr>
-                <w:b w:val="0"/>
+            <w:tcW w:w="2381" w:type="dxa"/>
+            <w:shd w:val="clear" w:color="auto" w:fill="F5F5F5"/>
+          </w:tcPr>
+          <w:p>
+            <w:pPr>
+              <w:spacing w:after="40"/>
+            </w:pPr>
+            <w:r>
+              <w:rPr>
                 <w:sz w:val="20"/>
               </w:rPr>
               <w:t>jeudi 18 juin 2026</w:t>
@@ -2561,16 +2394,15 @@
         </w:tc>
         <w:tc>
           <w:tcPr>
-            <w:tcW w:type="dxa" w:w="6690"/>
-            <w:shd w:val="clear" w:color="auto" w:fill="F5F5F5"/>
-          </w:tcPr>
-          <w:p>
-            <w:pPr>
-              <w:spacing w:after="40"/>
-            </w:pPr>
-            <w:r>
-              <w:rPr>
-                <w:b w:val="0"/>
+            <w:tcW w:w="6690" w:type="dxa"/>
+            <w:shd w:val="clear" w:color="auto" w:fill="F5F5F5"/>
+          </w:tcPr>
+          <w:p>
+            <w:pPr>
+              <w:spacing w:after="40"/>
+            </w:pPr>
+            <w:r>
+              <w:rPr>
                 <w:sz w:val="20"/>
               </w:rPr>
               <w:t>Soudage des repères 1 à 5, poste MAG n° 3.</w:t>
@@ -2584,16 +2416,15 @@
         </w:trPr>
         <w:tc>
           <w:tcPr>
-            <w:tcW w:type="dxa" w:w="2381"/>
-            <w:shd w:val="clear" w:color="auto" w:fill="FFFFFF"/>
-          </w:tcPr>
-          <w:p>
-            <w:pPr>
-              <w:spacing w:after="40"/>
-            </w:pPr>
-            <w:r>
-              <w:rPr>
-                <w:b w:val="0"/>
+            <w:tcW w:w="2381" w:type="dxa"/>
+            <w:shd w:val="clear" w:color="auto" w:fill="FFFFFF"/>
+          </w:tcPr>
+          <w:p>
+            <w:pPr>
+              <w:spacing w:after="40"/>
+            </w:pPr>
+            <w:r>
+              <w:rPr>
                 <w:sz w:val="20"/>
               </w:rPr>
               <w:t>vendredi 19 juin 2026</w:t>
@@ -2602,16 +2433,15 @@
         </w:tc>
         <w:tc>
           <w:tcPr>
-            <w:tcW w:type="dxa" w:w="6690"/>
-            <w:shd w:val="clear" w:color="auto" w:fill="FFFFFF"/>
-          </w:tcPr>
-          <w:p>
-            <w:pPr>
-              <w:spacing w:after="40"/>
-            </w:pPr>
-            <w:r>
-              <w:rPr>
-                <w:b w:val="0"/>
+            <w:tcW w:w="6690" w:type="dxa"/>
+            <w:shd w:val="clear" w:color="auto" w:fill="FFFFFF"/>
+          </w:tcPr>
+          <w:p>
+            <w:pPr>
+              <w:spacing w:after="40"/>
+            </w:pPr>
+            <w:r>
+              <w:rPr>
                 <w:sz w:val="20"/>
               </w:rPr>
               <w:t>Soudage des repères 6 à 10, poste MAG n° 3. Contrôle visuel des 10 cordons en fin de poste : conforme.</w:t>
@@ -2625,16 +2455,15 @@
         </w:trPr>
         <w:tc>
           <w:tcPr>
-            <w:tcW w:type="dxa" w:w="2381"/>
-            <w:shd w:val="clear" w:color="auto" w:fill="F5F5F5"/>
-          </w:tcPr>
-          <w:p>
-            <w:pPr>
-              <w:spacing w:after="40"/>
-            </w:pPr>
-            <w:r>
-              <w:rPr>
-                <w:b w:val="0"/>
+            <w:tcW w:w="2381" w:type="dxa"/>
+            <w:shd w:val="clear" w:color="auto" w:fill="F5F5F5"/>
+          </w:tcPr>
+          <w:p>
+            <w:pPr>
+              <w:spacing w:after="40"/>
+            </w:pPr>
+            <w:r>
+              <w:rPr>
                 <w:sz w:val="20"/>
               </w:rPr>
               <w:t>lundi 22 juin 2026</w:t>
@@ -2643,16 +2472,15 @@
         </w:tc>
         <w:tc>
           <w:tcPr>
-            <w:tcW w:type="dxa" w:w="6690"/>
-            <w:shd w:val="clear" w:color="auto" w:fill="F5F5F5"/>
-          </w:tcPr>
-          <w:p>
-            <w:pPr>
-              <w:spacing w:after="40"/>
-            </w:pPr>
-            <w:r>
-              <w:rPr>
-                <w:b w:val="0"/>
+            <w:tcW w:w="6690" w:type="dxa"/>
+            <w:shd w:val="clear" w:color="auto" w:fill="F5F5F5"/>
+          </w:tcPr>
+          <w:p>
+            <w:pPr>
+              <w:spacing w:after="40"/>
+            </w:pPr>
+            <w:r>
+              <w:rPr>
                 <w:sz w:val="20"/>
               </w:rPr>
               <w:t>Usinage du lot L-1206 sur le centre CN n° 2. Casse d'une fraise carbure à 09h40, seconde casse à 14h15.</w:t>
@@ -2666,16 +2494,15 @@
         </w:trPr>
         <w:tc>
           <w:tcPr>
-            <w:tcW w:type="dxa" w:w="2381"/>
-            <w:shd w:val="clear" w:color="auto" w:fill="FFFFFF"/>
-          </w:tcPr>
-          <w:p>
-            <w:pPr>
-              <w:spacing w:after="40"/>
-            </w:pPr>
-            <w:r>
-              <w:rPr>
-                <w:b w:val="0"/>
+            <w:tcW w:w="2381" w:type="dxa"/>
+            <w:shd w:val="clear" w:color="auto" w:fill="FFFFFF"/>
+          </w:tcPr>
+          <w:p>
+            <w:pPr>
+              <w:spacing w:after="40"/>
+            </w:pPr>
+            <w:r>
+              <w:rPr>
                 <w:sz w:val="20"/>
               </w:rPr>
               <w:t>mardi 23 juin 2026</w:t>
@@ -2684,16 +2511,15 @@
         </w:tc>
         <w:tc>
           <w:tcPr>
-            <w:tcW w:type="dxa" w:w="6690"/>
-            <w:shd w:val="clear" w:color="auto" w:fill="FFFFFF"/>
-          </w:tcPr>
-          <w:p>
-            <w:pPr>
-              <w:spacing w:after="40"/>
-            </w:pPr>
-            <w:r>
-              <w:rPr>
-                <w:b w:val="0"/>
+            <w:tcW w:w="6690" w:type="dxa"/>
+            <w:shd w:val="clear" w:color="auto" w:fill="FFFFFF"/>
+          </w:tcPr>
+          <w:p>
+            <w:pPr>
+              <w:spacing w:after="40"/>
+            </w:pPr>
+            <w:r>
+              <w:rPr>
                 <w:sz w:val="20"/>
               </w:rPr>
               <w:t>Reprise de l'usinage avec outil neuf. Contrôle dimensionnel : conforme.</w:t>
@@ -2707,16 +2533,15 @@
         </w:trPr>
         <w:tc>
           <w:tcPr>
-            <w:tcW w:type="dxa" w:w="2381"/>
-            <w:shd w:val="clear" w:color="auto" w:fill="F5F5F5"/>
-          </w:tcPr>
-          <w:p>
-            <w:pPr>
-              <w:spacing w:after="40"/>
-            </w:pPr>
-            <w:r>
-              <w:rPr>
-                <w:b w:val="0"/>
+            <w:tcW w:w="2381" w:type="dxa"/>
+            <w:shd w:val="clear" w:color="auto" w:fill="F5F5F5"/>
+          </w:tcPr>
+          <w:p>
+            <w:pPr>
+              <w:spacing w:after="40"/>
+            </w:pPr>
+            <w:r>
+              <w:rPr>
                 <w:sz w:val="20"/>
               </w:rPr>
               <w:t>mercredi 24 juin 2026</w:t>
@@ -2725,16 +2550,15 @@
         </w:tc>
         <w:tc>
           <w:tcPr>
-            <w:tcW w:type="dxa" w:w="6690"/>
-            <w:shd w:val="clear" w:color="auto" w:fill="F5F5F5"/>
-          </w:tcPr>
-          <w:p>
-            <w:pPr>
-              <w:spacing w:after="40"/>
-            </w:pPr>
-            <w:r>
-              <w:rPr>
-                <w:b w:val="0"/>
+            <w:tcW w:w="6690" w:type="dxa"/>
+            <w:shd w:val="clear" w:color="auto" w:fill="F5F5F5"/>
+          </w:tcPr>
+          <w:p>
+            <w:pPr>
+              <w:spacing w:after="40"/>
+            </w:pPr>
+            <w:r>
+              <w:rPr>
                 <w:sz w:val="20"/>
               </w:rPr>
               <w:t>Expédition des 10 corps.</w:t>
@@ -2748,16 +2572,15 @@
         </w:trPr>
         <w:tc>
           <w:tcPr>
-            <w:tcW w:type="dxa" w:w="2381"/>
-            <w:shd w:val="clear" w:color="auto" w:fill="FFFFFF"/>
-          </w:tcPr>
-          <w:p>
-            <w:pPr>
-              <w:spacing w:after="40"/>
-            </w:pPr>
-            <w:r>
-              <w:rPr>
-                <w:b w:val="0"/>
+            <w:tcW w:w="2381" w:type="dxa"/>
+            <w:shd w:val="clear" w:color="auto" w:fill="FFFFFF"/>
+          </w:tcPr>
+          <w:p>
+            <w:pPr>
+              <w:spacing w:after="40"/>
+            </w:pPr>
+            <w:r>
+              <w:rPr>
                 <w:sz w:val="20"/>
               </w:rPr>
               <w:t>jeudi 25 juin 2026</w:t>
@@ -2766,16 +2589,15 @@
         </w:tc>
         <w:tc>
           <w:tcPr>
-            <w:tcW w:type="dxa" w:w="6690"/>
-            <w:shd w:val="clear" w:color="auto" w:fill="FFFFFF"/>
-          </w:tcPr>
-          <w:p>
-            <w:pPr>
-              <w:spacing w:after="40"/>
-            </w:pPr>
-            <w:r>
-              <w:rPr>
-                <w:b w:val="0"/>
+            <w:tcW w:w="6690" w:type="dxa"/>
+            <w:shd w:val="clear" w:color="auto" w:fill="FFFFFF"/>
+          </w:tcPr>
+          <w:p>
+            <w:pPr>
+              <w:spacing w:after="40"/>
+            </w:pPr>
+            <w:r>
+              <w:rPr>
                 <w:sz w:val="20"/>
               </w:rPr>
               <w:t>Épreuve hydrostatique chez le client. Quatre corps fuient.</w:t>
@@ -2789,16 +2611,15 @@
         </w:trPr>
         <w:tc>
           <w:tcPr>
-            <w:tcW w:type="dxa" w:w="2381"/>
-            <w:shd w:val="clear" w:color="auto" w:fill="F5F5F5"/>
-          </w:tcPr>
-          <w:p>
-            <w:pPr>
-              <w:spacing w:after="40"/>
-            </w:pPr>
-            <w:r>
-              <w:rPr>
-                <w:b w:val="0"/>
+            <w:tcW w:w="2381" w:type="dxa"/>
+            <w:shd w:val="clear" w:color="auto" w:fill="F5F5F5"/>
+          </w:tcPr>
+          <w:p>
+            <w:pPr>
+              <w:spacing w:after="40"/>
+            </w:pPr>
+            <w:r>
+              <w:rPr>
                 <w:sz w:val="20"/>
               </w:rPr>
               <w:t>vendredi 26 juin 2026</w:t>
@@ -2807,16 +2628,15 @@
         </w:tc>
         <w:tc>
           <w:tcPr>
-            <w:tcW w:type="dxa" w:w="6690"/>
-            <w:shd w:val="clear" w:color="auto" w:fill="F5F5F5"/>
-          </w:tcPr>
-          <w:p>
-            <w:pPr>
-              <w:spacing w:after="40"/>
-            </w:pPr>
-            <w:r>
-              <w:rPr>
-                <w:b w:val="0"/>
+            <w:tcW w:w="6690" w:type="dxa"/>
+            <w:shd w:val="clear" w:color="auto" w:fill="F5F5F5"/>
+          </w:tcPr>
+          <w:p>
+            <w:pPr>
+              <w:spacing w:after="40"/>
+            </w:pPr>
+            <w:r>
+              <w:rPr>
                 <w:sz w:val="20"/>
               </w:rPr>
               <w:t>Réclamation RC-2026-118. Blocage du lot, arrêt de la ligne de montage.</w:t>
@@ -2832,8 +2652,7 @@
     </w:p>
     <w:tbl>
       <w:tblPr>
-        <w:tblW w:type="auto" w:w="0"/>
-        <w:tblLook w:firstColumn="1" w:firstRow="1" w:lastColumn="0" w:lastRow="0" w:noHBand="0" w:noVBand="1" w:val="04A0"/>
+        <w:tblW w:w="0" w:type="auto"/>
         <w:tblBorders>
           <w:top w:val="single" w:sz="2" w:space="0" w:color="38761D"/>
           <w:left w:val="single" w:sz="18" w:space="0" w:color="38761D"/>
@@ -2842,14 +2661,15 @@
           <w:insideH w:val="none" w:sz="0" w:space="0" w:color="FFFFFF"/>
           <w:insideV w:val="none" w:sz="0" w:space="0" w:color="FFFFFF"/>
         </w:tblBorders>
+        <w:tblLook w:val="04A0" w:firstRow="1" w:lastRow="0" w:firstColumn="1" w:lastColumn="0" w:noHBand="0" w:noVBand="1"/>
       </w:tblPr>
       <w:tblGrid>
-        <w:gridCol w:w="9706"/>
+        <w:gridCol w:w="9680"/>
       </w:tblGrid>
       <w:tr>
         <w:tc>
           <w:tcPr>
-            <w:tcW w:type="dxa" w:w="9706"/>
+            <w:tcW w:w="9706" w:type="dxa"/>
             <w:shd w:val="clear" w:color="auto" w:fill="EAF3EA"/>
             <w:tcMar>
               <w:top w:w="140" w:type="dxa"/>
@@ -2877,7 +2697,6 @@
             </w:pPr>
             <w:r>
               <w:rPr>
-                <w:b w:val="0"/>
                 <w:sz w:val="21"/>
               </w:rPr>
               <w:t>Elle ne dit pas quels repères ont fui. C'est dans la réclamation.</w:t>
@@ -2889,7 +2708,6 @@
             </w:pPr>
             <w:r>
               <w:rPr>
-                <w:b w:val="0"/>
                 <w:sz w:val="21"/>
               </w:rPr>
               <w:t>Elle ne dit pas sur quels repères les fraises ont cassé.</w:t>
@@ -2901,19 +2719,14 @@
             </w:pPr>
             <w:r>
               <w:rPr>
-                <w:b w:val="0"/>
                 <w:sz w:val="21"/>
               </w:rPr>
               <w:t>Elle ne dit pas d'où venait chaque tôle.</w:t>
             </w:r>
           </w:p>
           <w:p>
-            <w:pPr>
-              <w:spacing w:after="0"/>
-            </w:pPr>
-            <w:r>
-              <w:rPr>
-                <w:b w:val="0"/>
+            <w:r>
+              <w:rPr>
                 <w:sz w:val="21"/>
               </w:rPr>
               <w:t>Si l'une de ces informations vous manque, demandez-la.</w:t>
@@ -2932,10 +2745,7 @@
         <w:pStyle w:val="Titre1"/>
       </w:pPr>
       <w:r>
-        <w:rPr>
-          <w:b w:val="0"/>
-          <w:i w:val="0"/>
-        </w:rPr>
+        <w:lastRenderedPageBreak/>
         <w:t>Demande d'indice</w:t>
       </w:r>
     </w:p>
@@ -2944,17 +2754,12 @@
         <w:spacing w:after="120"/>
       </w:pPr>
       <w:r>
-        <w:rPr>
-          <w:b w:val="0"/>
-          <w:i w:val="0"/>
-        </w:rPr>
         <w:t>Une demande par pièce souhaitée. À remettre au formateur, qui répond ou refuse.</w:t>
       </w:r>
     </w:p>
     <w:tbl>
       <w:tblPr>
-        <w:tblW w:type="auto" w:w="0"/>
-        <w:tblLook w:firstColumn="1" w:firstRow="1" w:lastColumn="0" w:lastRow="0" w:noHBand="0" w:noVBand="1" w:val="04A0"/>
+        <w:tblW w:w="0" w:type="auto"/>
         <w:tblBorders>
           <w:top w:val="single" w:sz="4" w:space="0" w:color="BFBFBF"/>
           <w:left w:val="single" w:sz="4" w:space="0" w:color="BFBFBF"/>
@@ -2964,6 +2769,7 @@
           <w:insideV w:val="single" w:sz="4" w:space="0" w:color="BFBFBF"/>
         </w:tblBorders>
         <w:tblLayout w:type="fixed"/>
+        <w:tblLook w:val="04A0" w:firstRow="1" w:lastRow="0" w:firstColumn="1" w:lastColumn="0" w:noHBand="0" w:noVBand="1"/>
       </w:tblPr>
       <w:tblGrid>
         <w:gridCol w:w="1361"/>
@@ -2973,12 +2779,12 @@
       </w:tblGrid>
       <w:tr>
         <w:trPr>
-          <w:tblHeader w:val="true"/>
-          <w:cantSplit/>
-        </w:trPr>
-        <w:tc>
-          <w:tcPr>
-            <w:tcW w:type="dxa" w:w="1361"/>
+          <w:cantSplit/>
+          <w:tblHeader/>
+        </w:trPr>
+        <w:tc>
+          <w:tcPr>
+            <w:tcW w:w="1361" w:type="dxa"/>
             <w:shd w:val="clear" w:color="auto" w:fill="1F3864"/>
           </w:tcPr>
           <w:p>
@@ -2997,7 +2803,7 @@
         </w:tc>
         <w:tc>
           <w:tcPr>
-            <w:tcW w:type="dxa" w:w="1020"/>
+            <w:tcW w:w="1020" w:type="dxa"/>
             <w:shd w:val="clear" w:color="auto" w:fill="1F3864"/>
           </w:tcPr>
           <w:p>
@@ -3016,7 +2822,7 @@
         </w:tc>
         <w:tc>
           <w:tcPr>
-            <w:tcW w:type="dxa" w:w="3061"/>
+            <w:tcW w:w="3061" w:type="dxa"/>
             <w:shd w:val="clear" w:color="auto" w:fill="1F3864"/>
           </w:tcPr>
           <w:p>
@@ -3035,7 +2841,7 @@
         </w:tc>
         <w:tc>
           <w:tcPr>
-            <w:tcW w:type="dxa" w:w="3628"/>
+            <w:tcW w:w="3628" w:type="dxa"/>
             <w:shd w:val="clear" w:color="auto" w:fill="1F3864"/>
           </w:tcPr>
           <w:p>
@@ -3056,518 +2862,350 @@
       <w:tr>
         <w:trPr>
           <w:cantSplit/>
-          <w:trHeight w:val="1190" w:hRule="atLeast"/>
-        </w:trPr>
-        <w:tc>
-          <w:tcPr>
-            <w:tcW w:type="dxa" w:w="1361"/>
-            <w:shd w:val="clear" w:color="auto" w:fill="FFFFFF"/>
-          </w:tcPr>
-          <w:p>
-            <w:pPr>
-              <w:spacing w:after="40"/>
-            </w:pPr>
-            <w:r>
-              <w:rPr>
-                <w:b w:val="0"/>
-                <w:sz w:val="20"/>
-              </w:rPr>
-            </w:r>
-          </w:p>
-        </w:tc>
-        <w:tc>
-          <w:tcPr>
-            <w:tcW w:type="dxa" w:w="1020"/>
-            <w:shd w:val="clear" w:color="auto" w:fill="FFFFFF"/>
-          </w:tcPr>
-          <w:p>
-            <w:pPr>
-              <w:spacing w:after="40"/>
-            </w:pPr>
-            <w:r>
-              <w:rPr>
-                <w:b w:val="0"/>
-                <w:sz w:val="20"/>
-              </w:rPr>
-            </w:r>
-          </w:p>
-        </w:tc>
-        <w:tc>
-          <w:tcPr>
-            <w:tcW w:type="dxa" w:w="3061"/>
-            <w:shd w:val="clear" w:color="auto" w:fill="FFFFFF"/>
-          </w:tcPr>
-          <w:p>
-            <w:pPr>
-              <w:spacing w:after="40"/>
-            </w:pPr>
-            <w:r>
-              <w:rPr>
-                <w:b w:val="0"/>
-                <w:sz w:val="20"/>
-              </w:rPr>
-            </w:r>
-          </w:p>
-        </w:tc>
-        <w:tc>
-          <w:tcPr>
-            <w:tcW w:type="dxa" w:w="3628"/>
-            <w:shd w:val="clear" w:color="auto" w:fill="FFFFFF"/>
-          </w:tcPr>
-          <w:p>
-            <w:pPr>
-              <w:spacing w:after="40"/>
-            </w:pPr>
-            <w:r>
-              <w:rPr>
-                <w:b w:val="0"/>
-                <w:sz w:val="20"/>
-              </w:rPr>
-            </w:r>
-          </w:p>
-        </w:tc>
-      </w:tr>
-      <w:tr>
-        <w:trPr>
-          <w:cantSplit/>
-          <w:trHeight w:val="1190" w:hRule="atLeast"/>
-        </w:trPr>
-        <w:tc>
-          <w:tcPr>
-            <w:tcW w:type="dxa" w:w="1361"/>
-            <w:shd w:val="clear" w:color="auto" w:fill="F5F5F5"/>
-          </w:tcPr>
-          <w:p>
-            <w:pPr>
-              <w:spacing w:after="40"/>
-            </w:pPr>
-            <w:r>
-              <w:rPr>
-                <w:b w:val="0"/>
-                <w:sz w:val="20"/>
-              </w:rPr>
-            </w:r>
-          </w:p>
-        </w:tc>
-        <w:tc>
-          <w:tcPr>
-            <w:tcW w:type="dxa" w:w="1020"/>
-            <w:shd w:val="clear" w:color="auto" w:fill="F5F5F5"/>
-          </w:tcPr>
-          <w:p>
-            <w:pPr>
-              <w:spacing w:after="40"/>
-            </w:pPr>
-            <w:r>
-              <w:rPr>
-                <w:b w:val="0"/>
-                <w:sz w:val="20"/>
-              </w:rPr>
-            </w:r>
-          </w:p>
-        </w:tc>
-        <w:tc>
-          <w:tcPr>
-            <w:tcW w:type="dxa" w:w="3061"/>
-            <w:shd w:val="clear" w:color="auto" w:fill="F5F5F5"/>
-          </w:tcPr>
-          <w:p>
-            <w:pPr>
-              <w:spacing w:after="40"/>
-            </w:pPr>
-            <w:r>
-              <w:rPr>
-                <w:b w:val="0"/>
-                <w:sz w:val="20"/>
-              </w:rPr>
-            </w:r>
-          </w:p>
-        </w:tc>
-        <w:tc>
-          <w:tcPr>
-            <w:tcW w:type="dxa" w:w="3628"/>
-            <w:shd w:val="clear" w:color="auto" w:fill="F5F5F5"/>
-          </w:tcPr>
-          <w:p>
-            <w:pPr>
-              <w:spacing w:after="40"/>
-            </w:pPr>
-            <w:r>
-              <w:rPr>
-                <w:b w:val="0"/>
-                <w:sz w:val="20"/>
-              </w:rPr>
-            </w:r>
-          </w:p>
-        </w:tc>
-      </w:tr>
-      <w:tr>
-        <w:trPr>
-          <w:cantSplit/>
-          <w:trHeight w:val="1190" w:hRule="atLeast"/>
-        </w:trPr>
-        <w:tc>
-          <w:tcPr>
-            <w:tcW w:type="dxa" w:w="1361"/>
-            <w:shd w:val="clear" w:color="auto" w:fill="FFFFFF"/>
-          </w:tcPr>
-          <w:p>
-            <w:pPr>
-              <w:spacing w:after="40"/>
-            </w:pPr>
-            <w:r>
-              <w:rPr>
-                <w:b w:val="0"/>
-                <w:sz w:val="20"/>
-              </w:rPr>
-            </w:r>
-          </w:p>
-        </w:tc>
-        <w:tc>
-          <w:tcPr>
-            <w:tcW w:type="dxa" w:w="1020"/>
-            <w:shd w:val="clear" w:color="auto" w:fill="FFFFFF"/>
-          </w:tcPr>
-          <w:p>
-            <w:pPr>
-              <w:spacing w:after="40"/>
-            </w:pPr>
-            <w:r>
-              <w:rPr>
-                <w:b w:val="0"/>
-                <w:sz w:val="20"/>
-              </w:rPr>
-            </w:r>
-          </w:p>
-        </w:tc>
-        <w:tc>
-          <w:tcPr>
-            <w:tcW w:type="dxa" w:w="3061"/>
-            <w:shd w:val="clear" w:color="auto" w:fill="FFFFFF"/>
-          </w:tcPr>
-          <w:p>
-            <w:pPr>
-              <w:spacing w:after="40"/>
-            </w:pPr>
-            <w:r>
-              <w:rPr>
-                <w:b w:val="0"/>
-                <w:sz w:val="20"/>
-              </w:rPr>
-            </w:r>
-          </w:p>
-        </w:tc>
-        <w:tc>
-          <w:tcPr>
-            <w:tcW w:type="dxa" w:w="3628"/>
-            <w:shd w:val="clear" w:color="auto" w:fill="FFFFFF"/>
-          </w:tcPr>
-          <w:p>
-            <w:pPr>
-              <w:spacing w:after="40"/>
-            </w:pPr>
-            <w:r>
-              <w:rPr>
-                <w:b w:val="0"/>
-                <w:sz w:val="20"/>
-              </w:rPr>
-            </w:r>
-          </w:p>
-        </w:tc>
-      </w:tr>
-      <w:tr>
-        <w:trPr>
-          <w:cantSplit/>
-          <w:trHeight w:val="1190" w:hRule="atLeast"/>
-        </w:trPr>
-        <w:tc>
-          <w:tcPr>
-            <w:tcW w:type="dxa" w:w="1361"/>
-            <w:shd w:val="clear" w:color="auto" w:fill="F5F5F5"/>
-          </w:tcPr>
-          <w:p>
-            <w:pPr>
-              <w:spacing w:after="40"/>
-            </w:pPr>
-            <w:r>
-              <w:rPr>
-                <w:b w:val="0"/>
-                <w:sz w:val="20"/>
-              </w:rPr>
-            </w:r>
-          </w:p>
-        </w:tc>
-        <w:tc>
-          <w:tcPr>
-            <w:tcW w:type="dxa" w:w="1020"/>
-            <w:shd w:val="clear" w:color="auto" w:fill="F5F5F5"/>
-          </w:tcPr>
-          <w:p>
-            <w:pPr>
-              <w:spacing w:after="40"/>
-            </w:pPr>
-            <w:r>
-              <w:rPr>
-                <w:b w:val="0"/>
-                <w:sz w:val="20"/>
-              </w:rPr>
-            </w:r>
-          </w:p>
-        </w:tc>
-        <w:tc>
-          <w:tcPr>
-            <w:tcW w:type="dxa" w:w="3061"/>
-            <w:shd w:val="clear" w:color="auto" w:fill="F5F5F5"/>
-          </w:tcPr>
-          <w:p>
-            <w:pPr>
-              <w:spacing w:after="40"/>
-            </w:pPr>
-            <w:r>
-              <w:rPr>
-                <w:b w:val="0"/>
-                <w:sz w:val="20"/>
-              </w:rPr>
-            </w:r>
-          </w:p>
-        </w:tc>
-        <w:tc>
-          <w:tcPr>
-            <w:tcW w:type="dxa" w:w="3628"/>
-            <w:shd w:val="clear" w:color="auto" w:fill="F5F5F5"/>
-          </w:tcPr>
-          <w:p>
-            <w:pPr>
-              <w:spacing w:after="40"/>
-            </w:pPr>
-            <w:r>
-              <w:rPr>
-                <w:b w:val="0"/>
-                <w:sz w:val="20"/>
-              </w:rPr>
-            </w:r>
-          </w:p>
-        </w:tc>
-      </w:tr>
-      <w:tr>
-        <w:trPr>
-          <w:cantSplit/>
-          <w:trHeight w:val="1190" w:hRule="atLeast"/>
-        </w:trPr>
-        <w:tc>
-          <w:tcPr>
-            <w:tcW w:type="dxa" w:w="1361"/>
-            <w:shd w:val="clear" w:color="auto" w:fill="FFFFFF"/>
-          </w:tcPr>
-          <w:p>
-            <w:pPr>
-              <w:spacing w:after="40"/>
-            </w:pPr>
-            <w:r>
-              <w:rPr>
-                <w:b w:val="0"/>
-                <w:sz w:val="20"/>
-              </w:rPr>
-            </w:r>
-          </w:p>
-        </w:tc>
-        <w:tc>
-          <w:tcPr>
-            <w:tcW w:type="dxa" w:w="1020"/>
-            <w:shd w:val="clear" w:color="auto" w:fill="FFFFFF"/>
-          </w:tcPr>
-          <w:p>
-            <w:pPr>
-              <w:spacing w:after="40"/>
-            </w:pPr>
-            <w:r>
-              <w:rPr>
-                <w:b w:val="0"/>
-                <w:sz w:val="20"/>
-              </w:rPr>
-            </w:r>
-          </w:p>
-        </w:tc>
-        <w:tc>
-          <w:tcPr>
-            <w:tcW w:type="dxa" w:w="3061"/>
-            <w:shd w:val="clear" w:color="auto" w:fill="FFFFFF"/>
-          </w:tcPr>
-          <w:p>
-            <w:pPr>
-              <w:spacing w:after="40"/>
-            </w:pPr>
-            <w:r>
-              <w:rPr>
-                <w:b w:val="0"/>
-                <w:sz w:val="20"/>
-              </w:rPr>
-            </w:r>
-          </w:p>
-        </w:tc>
-        <w:tc>
-          <w:tcPr>
-            <w:tcW w:type="dxa" w:w="3628"/>
-            <w:shd w:val="clear" w:color="auto" w:fill="FFFFFF"/>
-          </w:tcPr>
-          <w:p>
-            <w:pPr>
-              <w:spacing w:after="40"/>
-            </w:pPr>
-            <w:r>
-              <w:rPr>
-                <w:b w:val="0"/>
-                <w:sz w:val="20"/>
-              </w:rPr>
-            </w:r>
-          </w:p>
-        </w:tc>
-      </w:tr>
-      <w:tr>
-        <w:trPr>
-          <w:cantSplit/>
-          <w:trHeight w:val="1190" w:hRule="atLeast"/>
-        </w:trPr>
-        <w:tc>
-          <w:tcPr>
-            <w:tcW w:type="dxa" w:w="1361"/>
-            <w:shd w:val="clear" w:color="auto" w:fill="F5F5F5"/>
-          </w:tcPr>
-          <w:p>
-            <w:pPr>
-              <w:spacing w:after="40"/>
-            </w:pPr>
-            <w:r>
-              <w:rPr>
-                <w:b w:val="0"/>
-                <w:sz w:val="20"/>
-              </w:rPr>
-            </w:r>
-          </w:p>
-        </w:tc>
-        <w:tc>
-          <w:tcPr>
-            <w:tcW w:type="dxa" w:w="1020"/>
-            <w:shd w:val="clear" w:color="auto" w:fill="F5F5F5"/>
-          </w:tcPr>
-          <w:p>
-            <w:pPr>
-              <w:spacing w:after="40"/>
-            </w:pPr>
-            <w:r>
-              <w:rPr>
-                <w:b w:val="0"/>
-                <w:sz w:val="20"/>
-              </w:rPr>
-            </w:r>
-          </w:p>
-        </w:tc>
-        <w:tc>
-          <w:tcPr>
-            <w:tcW w:type="dxa" w:w="3061"/>
-            <w:shd w:val="clear" w:color="auto" w:fill="F5F5F5"/>
-          </w:tcPr>
-          <w:p>
-            <w:pPr>
-              <w:spacing w:after="40"/>
-            </w:pPr>
-            <w:r>
-              <w:rPr>
-                <w:b w:val="0"/>
-                <w:sz w:val="20"/>
-              </w:rPr>
-            </w:r>
-          </w:p>
-        </w:tc>
-        <w:tc>
-          <w:tcPr>
-            <w:tcW w:type="dxa" w:w="3628"/>
-            <w:shd w:val="clear" w:color="auto" w:fill="F5F5F5"/>
-          </w:tcPr>
-          <w:p>
-            <w:pPr>
-              <w:spacing w:after="40"/>
-            </w:pPr>
-            <w:r>
-              <w:rPr>
-                <w:b w:val="0"/>
-                <w:sz w:val="20"/>
-              </w:rPr>
-            </w:r>
-          </w:p>
-        </w:tc>
-      </w:tr>
-      <w:tr>
-        <w:trPr>
-          <w:cantSplit/>
-          <w:trHeight w:val="1190" w:hRule="atLeast"/>
-        </w:trPr>
-        <w:tc>
-          <w:tcPr>
-            <w:tcW w:type="dxa" w:w="1361"/>
-            <w:shd w:val="clear" w:color="auto" w:fill="FFFFFF"/>
-          </w:tcPr>
-          <w:p>
-            <w:pPr>
-              <w:spacing w:after="40"/>
-            </w:pPr>
-            <w:r>
-              <w:rPr>
-                <w:b w:val="0"/>
-                <w:sz w:val="20"/>
-              </w:rPr>
-            </w:r>
-          </w:p>
-        </w:tc>
-        <w:tc>
-          <w:tcPr>
-            <w:tcW w:type="dxa" w:w="1020"/>
-            <w:shd w:val="clear" w:color="auto" w:fill="FFFFFF"/>
-          </w:tcPr>
-          <w:p>
-            <w:pPr>
-              <w:spacing w:after="40"/>
-            </w:pPr>
-            <w:r>
-              <w:rPr>
-                <w:b w:val="0"/>
-                <w:sz w:val="20"/>
-              </w:rPr>
-            </w:r>
-          </w:p>
-        </w:tc>
-        <w:tc>
-          <w:tcPr>
-            <w:tcW w:type="dxa" w:w="3061"/>
-            <w:shd w:val="clear" w:color="auto" w:fill="FFFFFF"/>
-          </w:tcPr>
-          <w:p>
-            <w:pPr>
-              <w:spacing w:after="40"/>
-            </w:pPr>
-            <w:r>
-              <w:rPr>
-                <w:b w:val="0"/>
-                <w:sz w:val="20"/>
-              </w:rPr>
-            </w:r>
-          </w:p>
-        </w:tc>
-        <w:tc>
-          <w:tcPr>
-            <w:tcW w:type="dxa" w:w="3628"/>
-            <w:shd w:val="clear" w:color="auto" w:fill="FFFFFF"/>
-          </w:tcPr>
-          <w:p>
-            <w:pPr>
-              <w:spacing w:after="40"/>
-            </w:pPr>
-            <w:r>
-              <w:rPr>
-                <w:b w:val="0"/>
-                <w:sz w:val="20"/>
-              </w:rPr>
-            </w:r>
+          <w:trHeight w:val="1190"/>
+        </w:trPr>
+        <w:tc>
+          <w:tcPr>
+            <w:tcW w:w="1361" w:type="dxa"/>
+            <w:shd w:val="clear" w:color="auto" w:fill="FFFFFF"/>
+          </w:tcPr>
+          <w:p>
+            <w:pPr>
+              <w:spacing w:after="40"/>
+            </w:pPr>
+          </w:p>
+        </w:tc>
+        <w:tc>
+          <w:tcPr>
+            <w:tcW w:w="1020" w:type="dxa"/>
+            <w:shd w:val="clear" w:color="auto" w:fill="FFFFFF"/>
+          </w:tcPr>
+          <w:p>
+            <w:pPr>
+              <w:spacing w:after="40"/>
+            </w:pPr>
+          </w:p>
+        </w:tc>
+        <w:tc>
+          <w:tcPr>
+            <w:tcW w:w="3061" w:type="dxa"/>
+            <w:shd w:val="clear" w:color="auto" w:fill="FFFFFF"/>
+          </w:tcPr>
+          <w:p>
+            <w:pPr>
+              <w:spacing w:after="40"/>
+            </w:pPr>
+          </w:p>
+        </w:tc>
+        <w:tc>
+          <w:tcPr>
+            <w:tcW w:w="3628" w:type="dxa"/>
+            <w:shd w:val="clear" w:color="auto" w:fill="FFFFFF"/>
+          </w:tcPr>
+          <w:p>
+            <w:pPr>
+              <w:spacing w:after="40"/>
+            </w:pPr>
+          </w:p>
+        </w:tc>
+      </w:tr>
+      <w:tr>
+        <w:trPr>
+          <w:cantSplit/>
+          <w:trHeight w:val="1190"/>
+        </w:trPr>
+        <w:tc>
+          <w:tcPr>
+            <w:tcW w:w="1361" w:type="dxa"/>
+            <w:shd w:val="clear" w:color="auto" w:fill="F5F5F5"/>
+          </w:tcPr>
+          <w:p>
+            <w:pPr>
+              <w:spacing w:after="40"/>
+            </w:pPr>
+          </w:p>
+        </w:tc>
+        <w:tc>
+          <w:tcPr>
+            <w:tcW w:w="1020" w:type="dxa"/>
+            <w:shd w:val="clear" w:color="auto" w:fill="F5F5F5"/>
+          </w:tcPr>
+          <w:p>
+            <w:pPr>
+              <w:spacing w:after="40"/>
+            </w:pPr>
+          </w:p>
+        </w:tc>
+        <w:tc>
+          <w:tcPr>
+            <w:tcW w:w="3061" w:type="dxa"/>
+            <w:shd w:val="clear" w:color="auto" w:fill="F5F5F5"/>
+          </w:tcPr>
+          <w:p>
+            <w:pPr>
+              <w:spacing w:after="40"/>
+            </w:pPr>
+          </w:p>
+        </w:tc>
+        <w:tc>
+          <w:tcPr>
+            <w:tcW w:w="3628" w:type="dxa"/>
+            <w:shd w:val="clear" w:color="auto" w:fill="F5F5F5"/>
+          </w:tcPr>
+          <w:p>
+            <w:pPr>
+              <w:spacing w:after="40"/>
+            </w:pPr>
+          </w:p>
+        </w:tc>
+      </w:tr>
+      <w:tr>
+        <w:trPr>
+          <w:cantSplit/>
+          <w:trHeight w:val="1190"/>
+        </w:trPr>
+        <w:tc>
+          <w:tcPr>
+            <w:tcW w:w="1361" w:type="dxa"/>
+            <w:shd w:val="clear" w:color="auto" w:fill="FFFFFF"/>
+          </w:tcPr>
+          <w:p>
+            <w:pPr>
+              <w:spacing w:after="40"/>
+            </w:pPr>
+          </w:p>
+        </w:tc>
+        <w:tc>
+          <w:tcPr>
+            <w:tcW w:w="1020" w:type="dxa"/>
+            <w:shd w:val="clear" w:color="auto" w:fill="FFFFFF"/>
+          </w:tcPr>
+          <w:p>
+            <w:pPr>
+              <w:spacing w:after="40"/>
+            </w:pPr>
+          </w:p>
+        </w:tc>
+        <w:tc>
+          <w:tcPr>
+            <w:tcW w:w="3061" w:type="dxa"/>
+            <w:shd w:val="clear" w:color="auto" w:fill="FFFFFF"/>
+          </w:tcPr>
+          <w:p>
+            <w:pPr>
+              <w:spacing w:after="40"/>
+            </w:pPr>
+          </w:p>
+        </w:tc>
+        <w:tc>
+          <w:tcPr>
+            <w:tcW w:w="3628" w:type="dxa"/>
+            <w:shd w:val="clear" w:color="auto" w:fill="FFFFFF"/>
+          </w:tcPr>
+          <w:p>
+            <w:pPr>
+              <w:spacing w:after="40"/>
+            </w:pPr>
+          </w:p>
+        </w:tc>
+      </w:tr>
+      <w:tr>
+        <w:trPr>
+          <w:cantSplit/>
+          <w:trHeight w:val="1190"/>
+        </w:trPr>
+        <w:tc>
+          <w:tcPr>
+            <w:tcW w:w="1361" w:type="dxa"/>
+            <w:shd w:val="clear" w:color="auto" w:fill="F5F5F5"/>
+          </w:tcPr>
+          <w:p>
+            <w:pPr>
+              <w:spacing w:after="40"/>
+            </w:pPr>
+          </w:p>
+        </w:tc>
+        <w:tc>
+          <w:tcPr>
+            <w:tcW w:w="1020" w:type="dxa"/>
+            <w:shd w:val="clear" w:color="auto" w:fill="F5F5F5"/>
+          </w:tcPr>
+          <w:p>
+            <w:pPr>
+              <w:spacing w:after="40"/>
+            </w:pPr>
+          </w:p>
+        </w:tc>
+        <w:tc>
+          <w:tcPr>
+            <w:tcW w:w="3061" w:type="dxa"/>
+            <w:shd w:val="clear" w:color="auto" w:fill="F5F5F5"/>
+          </w:tcPr>
+          <w:p>
+            <w:pPr>
+              <w:spacing w:after="40"/>
+            </w:pPr>
+          </w:p>
+        </w:tc>
+        <w:tc>
+          <w:tcPr>
+            <w:tcW w:w="3628" w:type="dxa"/>
+            <w:shd w:val="clear" w:color="auto" w:fill="F5F5F5"/>
+          </w:tcPr>
+          <w:p>
+            <w:pPr>
+              <w:spacing w:after="40"/>
+            </w:pPr>
+          </w:p>
+        </w:tc>
+      </w:tr>
+      <w:tr>
+        <w:trPr>
+          <w:cantSplit/>
+          <w:trHeight w:val="1190"/>
+        </w:trPr>
+        <w:tc>
+          <w:tcPr>
+            <w:tcW w:w="1361" w:type="dxa"/>
+            <w:shd w:val="clear" w:color="auto" w:fill="FFFFFF"/>
+          </w:tcPr>
+          <w:p>
+            <w:pPr>
+              <w:spacing w:after="40"/>
+            </w:pPr>
+          </w:p>
+        </w:tc>
+        <w:tc>
+          <w:tcPr>
+            <w:tcW w:w="1020" w:type="dxa"/>
+            <w:shd w:val="clear" w:color="auto" w:fill="FFFFFF"/>
+          </w:tcPr>
+          <w:p>
+            <w:pPr>
+              <w:spacing w:after="40"/>
+            </w:pPr>
+          </w:p>
+        </w:tc>
+        <w:tc>
+          <w:tcPr>
+            <w:tcW w:w="3061" w:type="dxa"/>
+            <w:shd w:val="clear" w:color="auto" w:fill="FFFFFF"/>
+          </w:tcPr>
+          <w:p>
+            <w:pPr>
+              <w:spacing w:after="40"/>
+            </w:pPr>
+          </w:p>
+        </w:tc>
+        <w:tc>
+          <w:tcPr>
+            <w:tcW w:w="3628" w:type="dxa"/>
+            <w:shd w:val="clear" w:color="auto" w:fill="FFFFFF"/>
+          </w:tcPr>
+          <w:p>
+            <w:pPr>
+              <w:spacing w:after="40"/>
+            </w:pPr>
+          </w:p>
+        </w:tc>
+      </w:tr>
+      <w:tr>
+        <w:trPr>
+          <w:cantSplit/>
+          <w:trHeight w:val="1190"/>
+        </w:trPr>
+        <w:tc>
+          <w:tcPr>
+            <w:tcW w:w="1361" w:type="dxa"/>
+            <w:shd w:val="clear" w:color="auto" w:fill="F5F5F5"/>
+          </w:tcPr>
+          <w:p>
+            <w:pPr>
+              <w:spacing w:after="40"/>
+            </w:pPr>
+          </w:p>
+        </w:tc>
+        <w:tc>
+          <w:tcPr>
+            <w:tcW w:w="1020" w:type="dxa"/>
+            <w:shd w:val="clear" w:color="auto" w:fill="F5F5F5"/>
+          </w:tcPr>
+          <w:p>
+            <w:pPr>
+              <w:spacing w:after="40"/>
+            </w:pPr>
+          </w:p>
+        </w:tc>
+        <w:tc>
+          <w:tcPr>
+            <w:tcW w:w="3061" w:type="dxa"/>
+            <w:shd w:val="clear" w:color="auto" w:fill="F5F5F5"/>
+          </w:tcPr>
+          <w:p>
+            <w:pPr>
+              <w:spacing w:after="40"/>
+            </w:pPr>
+          </w:p>
+        </w:tc>
+        <w:tc>
+          <w:tcPr>
+            <w:tcW w:w="3628" w:type="dxa"/>
+            <w:shd w:val="clear" w:color="auto" w:fill="F5F5F5"/>
+          </w:tcPr>
+          <w:p>
+            <w:pPr>
+              <w:spacing w:after="40"/>
+            </w:pPr>
+          </w:p>
+        </w:tc>
+      </w:tr>
+      <w:tr>
+        <w:trPr>
+          <w:cantSplit/>
+          <w:trHeight w:val="1190"/>
+        </w:trPr>
+        <w:tc>
+          <w:tcPr>
+            <w:tcW w:w="1361" w:type="dxa"/>
+            <w:shd w:val="clear" w:color="auto" w:fill="FFFFFF"/>
+          </w:tcPr>
+          <w:p>
+            <w:pPr>
+              <w:spacing w:after="40"/>
+            </w:pPr>
+          </w:p>
+        </w:tc>
+        <w:tc>
+          <w:tcPr>
+            <w:tcW w:w="1020" w:type="dxa"/>
+            <w:shd w:val="clear" w:color="auto" w:fill="FFFFFF"/>
+          </w:tcPr>
+          <w:p>
+            <w:pPr>
+              <w:spacing w:after="40"/>
+            </w:pPr>
+          </w:p>
+        </w:tc>
+        <w:tc>
+          <w:tcPr>
+            <w:tcW w:w="3061" w:type="dxa"/>
+            <w:shd w:val="clear" w:color="auto" w:fill="FFFFFF"/>
+          </w:tcPr>
+          <w:p>
+            <w:pPr>
+              <w:spacing w:after="40"/>
+            </w:pPr>
+          </w:p>
+        </w:tc>
+        <w:tc>
+          <w:tcPr>
+            <w:tcW w:w="3628" w:type="dxa"/>
+            <w:shd w:val="clear" w:color="auto" w:fill="FFFFFF"/>
+          </w:tcPr>
+          <w:p>
+            <w:pPr>
+              <w:spacing w:after="40"/>
+            </w:pPr>
           </w:p>
         </w:tc>
       </w:tr>
@@ -3582,10 +3220,6 @@
         <w:pStyle w:val="Titre2"/>
       </w:pPr>
       <w:r>
-        <w:rPr>
-          <w:b w:val="0"/>
-          <w:i w:val="0"/>
-        </w:rPr>
         <w:t>Notes de la cellule</w:t>
       </w:r>
     </w:p>
@@ -3594,81 +3228,77 @@
         <w:spacing w:after="80"/>
       </w:pPr>
       <w:r>
-        <w:rPr>
-          <w:b w:val="0"/>
-          <w:i w:val="0"/>
-        </w:rPr>
         <w:t>Ce qu'on a écarté, et sur quel fait on l'a écarté.</w:t>
       </w:r>
     </w:p>
     <w:tbl>
       <w:tblPr>
-        <w:tblW w:type="auto" w:w="0"/>
-        <w:tblLook w:firstColumn="1" w:firstRow="1" w:lastColumn="0" w:lastRow="0" w:noHBand="0" w:noVBand="1" w:val="04A0"/>
+        <w:tblW w:w="0" w:type="auto"/>
         <w:tblBorders>
           <w:top w:val="none" w:sz="0" w:space="0" w:color="FFFFFF"/>
           <w:left w:val="none" w:sz="0" w:space="0" w:color="FFFFFF"/>
+          <w:bottom w:val="single" w:sz="4" w:space="0" w:color="BFBFBF"/>
           <w:right w:val="none" w:sz="0" w:space="0" w:color="FFFFFF"/>
+          <w:insideH w:val="single" w:sz="4" w:space="0" w:color="BFBFBF"/>
           <w:insideV w:val="none" w:sz="0" w:space="0" w:color="FFFFFF"/>
-          <w:bottom w:val="single" w:sz="4" w:space="0" w:color="BFBFBF"/>
-          <w:insideH w:val="single" w:sz="4" w:space="0" w:color="BFBFBF"/>
         </w:tblBorders>
         <w:tblLayout w:type="fixed"/>
+        <w:tblLook w:val="04A0" w:firstRow="1" w:lastRow="0" w:firstColumn="1" w:lastColumn="0" w:noHBand="0" w:noVBand="1"/>
       </w:tblPr>
       <w:tblGrid>
-        <w:gridCol w:w="9706"/>
+        <w:gridCol w:w="9071"/>
       </w:tblGrid>
       <w:tr>
         <w:trPr>
-          <w:trHeight w:val="453" w:hRule="atLeast"/>
-        </w:trPr>
-        <w:tc>
-          <w:tcPr>
-            <w:tcW w:type="dxa" w:w="9071"/>
+          <w:trHeight w:val="453"/>
+        </w:trPr>
+        <w:tc>
+          <w:tcPr>
+            <w:tcW w:w="9071" w:type="dxa"/>
           </w:tcPr>
           <w:p/>
         </w:tc>
       </w:tr>
       <w:tr>
         <w:trPr>
-          <w:trHeight w:val="453" w:hRule="atLeast"/>
-        </w:trPr>
-        <w:tc>
-          <w:tcPr>
-            <w:tcW w:type="dxa" w:w="9071"/>
+          <w:trHeight w:val="453"/>
+        </w:trPr>
+        <w:tc>
+          <w:tcPr>
+            <w:tcW w:w="9071" w:type="dxa"/>
           </w:tcPr>
           <w:p/>
         </w:tc>
       </w:tr>
       <w:tr>
         <w:trPr>
-          <w:trHeight w:val="453" w:hRule="atLeast"/>
-        </w:trPr>
-        <w:tc>
-          <w:tcPr>
-            <w:tcW w:type="dxa" w:w="9071"/>
+          <w:trHeight w:val="453"/>
+        </w:trPr>
+        <w:tc>
+          <w:tcPr>
+            <w:tcW w:w="9071" w:type="dxa"/>
           </w:tcPr>
           <w:p/>
         </w:tc>
       </w:tr>
       <w:tr>
         <w:trPr>
-          <w:trHeight w:val="453" w:hRule="atLeast"/>
-        </w:trPr>
-        <w:tc>
-          <w:tcPr>
-            <w:tcW w:type="dxa" w:w="9071"/>
+          <w:trHeight w:val="453"/>
+        </w:trPr>
+        <w:tc>
+          <w:tcPr>
+            <w:tcW w:w="9071" w:type="dxa"/>
           </w:tcPr>
           <w:p/>
         </w:tc>
       </w:tr>
       <w:tr>
         <w:trPr>
-          <w:trHeight w:val="453" w:hRule="atLeast"/>
-        </w:trPr>
-        <w:tc>
-          <w:tcPr>
-            <w:tcW w:type="dxa" w:w="9071"/>
+          <w:trHeight w:val="453"/>
+        </w:trPr>
+        <w:tc>
+          <w:tcPr>
+            <w:tcW w:w="9071" w:type="dxa"/>
           </w:tcPr>
           <w:p/>
         </w:tc>
@@ -3684,17 +3314,13 @@
         <w:pStyle w:val="Titre1"/>
       </w:pPr>
       <w:r>
-        <w:rPr>
-          <w:b w:val="0"/>
-          <w:i w:val="0"/>
-        </w:rPr>
+        <w:lastRenderedPageBreak/>
         <w:t>Vocabulaire</w:t>
       </w:r>
     </w:p>
     <w:tbl>
       <w:tblPr>
-        <w:tblW w:type="auto" w:w="0"/>
-        <w:tblLook w:firstColumn="1" w:firstRow="1" w:lastColumn="0" w:lastRow="0" w:noHBand="0" w:noVBand="1" w:val="04A0"/>
+        <w:tblW w:w="0" w:type="auto"/>
         <w:tblBorders>
           <w:top w:val="single" w:sz="4" w:space="0" w:color="BFBFBF"/>
           <w:left w:val="single" w:sz="4" w:space="0" w:color="BFBFBF"/>
@@ -3704,6 +3330,7 @@
           <w:insideV w:val="single" w:sz="4" w:space="0" w:color="BFBFBF"/>
         </w:tblBorders>
         <w:tblLayout w:type="fixed"/>
+        <w:tblLook w:val="04A0" w:firstRow="1" w:lastRow="0" w:firstColumn="1" w:lastColumn="0" w:noHBand="0" w:noVBand="1"/>
       </w:tblPr>
       <w:tblGrid>
         <w:gridCol w:w="1928"/>
@@ -3711,12 +3338,12 @@
       </w:tblGrid>
       <w:tr>
         <w:trPr>
-          <w:tblHeader w:val="true"/>
-          <w:cantSplit/>
-        </w:trPr>
-        <w:tc>
-          <w:tcPr>
-            <w:tcW w:type="dxa" w:w="1928"/>
+          <w:cantSplit/>
+          <w:tblHeader/>
+        </w:trPr>
+        <w:tc>
+          <w:tcPr>
+            <w:tcW w:w="1928" w:type="dxa"/>
             <w:shd w:val="clear" w:color="auto" w:fill="1F3864"/>
           </w:tcPr>
           <w:p>
@@ -3735,7 +3362,7 @@
         </w:tc>
         <w:tc>
           <w:tcPr>
-            <w:tcW w:type="dxa" w:w="7143"/>
+            <w:tcW w:w="7143" w:type="dxa"/>
             <w:shd w:val="clear" w:color="auto" w:fill="1F3864"/>
           </w:tcPr>
           <w:p>
@@ -3759,16 +3386,15 @@
         </w:trPr>
         <w:tc>
           <w:tcPr>
-            <w:tcW w:type="dxa" w:w="1928"/>
-            <w:shd w:val="clear" w:color="auto" w:fill="FFFFFF"/>
-          </w:tcPr>
-          <w:p>
-            <w:pPr>
-              <w:spacing w:after="40"/>
-            </w:pPr>
-            <w:r>
-              <w:rPr>
-                <w:b w:val="0"/>
+            <w:tcW w:w="1928" w:type="dxa"/>
+            <w:shd w:val="clear" w:color="auto" w:fill="FFFFFF"/>
+          </w:tcPr>
+          <w:p>
+            <w:pPr>
+              <w:spacing w:after="40"/>
+            </w:pPr>
+            <w:r>
+              <w:rPr>
                 <w:sz w:val="20"/>
               </w:rPr>
               <w:t>Coulée</w:t>
@@ -3777,16 +3403,15 @@
         </w:tc>
         <w:tc>
           <w:tcPr>
-            <w:tcW w:type="dxa" w:w="7143"/>
-            <w:shd w:val="clear" w:color="auto" w:fill="FFFFFF"/>
-          </w:tcPr>
-          <w:p>
-            <w:pPr>
-              <w:spacing w:after="40"/>
-            </w:pPr>
-            <w:r>
-              <w:rPr>
-                <w:b w:val="0"/>
+            <w:tcW w:w="7143" w:type="dxa"/>
+            <w:shd w:val="clear" w:color="auto" w:fill="FFFFFF"/>
+          </w:tcPr>
+          <w:p>
+            <w:pPr>
+              <w:spacing w:after="40"/>
+            </w:pPr>
+            <w:r>
+              <w:rPr>
                 <w:sz w:val="20"/>
               </w:rPr>
               <w:t>Une fournée d'acier élaborée en une seule fois à l'aciérie. Toutes les tôles issues d'une même coulée ont la même composition chimique. Le numéro de coulée est le seul moyen de savoir d'où vient une tôle.</w:t>
@@ -3800,16 +3425,15 @@
         </w:trPr>
         <w:tc>
           <w:tcPr>
-            <w:tcW w:type="dxa" w:w="1928"/>
-            <w:shd w:val="clear" w:color="auto" w:fill="F5F5F5"/>
-          </w:tcPr>
-          <w:p>
-            <w:pPr>
-              <w:spacing w:after="40"/>
-            </w:pPr>
-            <w:r>
-              <w:rPr>
-                <w:b w:val="0"/>
+            <w:tcW w:w="1928" w:type="dxa"/>
+            <w:shd w:val="clear" w:color="auto" w:fill="F5F5F5"/>
+          </w:tcPr>
+          <w:p>
+            <w:pPr>
+              <w:spacing w:after="40"/>
+            </w:pPr>
+            <w:r>
+              <w:rPr>
                 <w:sz w:val="20"/>
               </w:rPr>
               <w:t>Certificat matière 3.1</w:t>
@@ -3818,16 +3442,15 @@
         </w:tc>
         <w:tc>
           <w:tcPr>
-            <w:tcW w:type="dxa" w:w="7143"/>
-            <w:shd w:val="clear" w:color="auto" w:fill="F5F5F5"/>
-          </w:tcPr>
-          <w:p>
-            <w:pPr>
-              <w:spacing w:after="40"/>
-            </w:pPr>
-            <w:r>
-              <w:rPr>
-                <w:b w:val="0"/>
+            <w:tcW w:w="7143" w:type="dxa"/>
+            <w:shd w:val="clear" w:color="auto" w:fill="F5F5F5"/>
+          </w:tcPr>
+          <w:p>
+            <w:pPr>
+              <w:spacing w:after="40"/>
+            </w:pPr>
+            <w:r>
+              <w:rPr>
                 <w:sz w:val="20"/>
               </w:rPr>
               <w:t>Document du fournisseur qui donne l'analyse chimique réelle de la coulée, contrôlée par lui. Il accompagne la livraison.</w:t>
@@ -3841,16 +3464,15 @@
         </w:trPr>
         <w:tc>
           <w:tcPr>
-            <w:tcW w:type="dxa" w:w="1928"/>
-            <w:shd w:val="clear" w:color="auto" w:fill="FFFFFF"/>
-          </w:tcPr>
-          <w:p>
-            <w:pPr>
-              <w:spacing w:after="40"/>
-            </w:pPr>
-            <w:r>
-              <w:rPr>
-                <w:b w:val="0"/>
+            <w:tcW w:w="1928" w:type="dxa"/>
+            <w:shd w:val="clear" w:color="auto" w:fill="FFFFFF"/>
+          </w:tcPr>
+          <w:p>
+            <w:pPr>
+              <w:spacing w:after="40"/>
+            </w:pPr>
+            <w:r>
+              <w:rPr>
                 <w:sz w:val="20"/>
               </w:rPr>
               <w:t>Épreuve hydrostatique</w:t>
@@ -3859,16 +3481,15 @@
         </w:tc>
         <w:tc>
           <w:tcPr>
-            <w:tcW w:type="dxa" w:w="7143"/>
-            <w:shd w:val="clear" w:color="auto" w:fill="FFFFFF"/>
-          </w:tcPr>
-          <w:p>
-            <w:pPr>
-              <w:spacing w:after="40"/>
-            </w:pPr>
-            <w:r>
-              <w:rPr>
-                <w:b w:val="0"/>
+            <w:tcW w:w="7143" w:type="dxa"/>
+            <w:shd w:val="clear" w:color="auto" w:fill="FFFFFF"/>
+          </w:tcPr>
+          <w:p>
+            <w:pPr>
+              <w:spacing w:after="40"/>
+            </w:pPr>
+            <w:r>
+              <w:rPr>
                 <w:sz w:val="20"/>
               </w:rPr>
               <w:t>On remplit la pièce d'eau et on monte en pression. Si ça fuit, il y a un passage traversant. Ici, 250 bar.</w:t>
@@ -3882,16 +3503,15 @@
         </w:trPr>
         <w:tc>
           <w:tcPr>
-            <w:tcW w:type="dxa" w:w="1928"/>
-            <w:shd w:val="clear" w:color="auto" w:fill="F5F5F5"/>
-          </w:tcPr>
-          <w:p>
-            <w:pPr>
-              <w:spacing w:after="40"/>
-            </w:pPr>
-            <w:r>
-              <w:rPr>
-                <w:b w:val="0"/>
+            <w:tcW w:w="1928" w:type="dxa"/>
+            <w:shd w:val="clear" w:color="auto" w:fill="F5F5F5"/>
+          </w:tcPr>
+          <w:p>
+            <w:pPr>
+              <w:spacing w:after="40"/>
+            </w:pPr>
+            <w:r>
+              <w:rPr>
                 <w:sz w:val="20"/>
               </w:rPr>
               <w:t>ZAT</w:t>
@@ -3900,16 +3520,15 @@
         </w:tc>
         <w:tc>
           <w:tcPr>
-            <w:tcW w:type="dxa" w:w="7143"/>
-            <w:shd w:val="clear" w:color="auto" w:fill="F5F5F5"/>
-          </w:tcPr>
-          <w:p>
-            <w:pPr>
-              <w:spacing w:after="40"/>
-            </w:pPr>
-            <w:r>
-              <w:rPr>
-                <w:b w:val="0"/>
+            <w:tcW w:w="7143" w:type="dxa"/>
+            <w:shd w:val="clear" w:color="auto" w:fill="F5F5F5"/>
+          </w:tcPr>
+          <w:p>
+            <w:pPr>
+              <w:spacing w:after="40"/>
+            </w:pPr>
+            <w:r>
+              <w:rPr>
                 <w:sz w:val="20"/>
               </w:rPr>
               <w:t>Zone affectée thermiquement. La bande de métal de base, à côté du cordon, qui a été chauffée par le soudage sans fondre. Sa structure a changé.</w:t>
@@ -3923,16 +3542,15 @@
         </w:trPr>
         <w:tc>
           <w:tcPr>
-            <w:tcW w:type="dxa" w:w="1928"/>
-            <w:shd w:val="clear" w:color="auto" w:fill="FFFFFF"/>
-          </w:tcPr>
-          <w:p>
-            <w:pPr>
-              <w:spacing w:after="40"/>
-            </w:pPr>
-            <w:r>
-              <w:rPr>
-                <w:b w:val="0"/>
+            <w:tcW w:w="1928" w:type="dxa"/>
+            <w:shd w:val="clear" w:color="auto" w:fill="FFFFFF"/>
+          </w:tcPr>
+          <w:p>
+            <w:pPr>
+              <w:spacing w:after="40"/>
+            </w:pPr>
+            <w:r>
+              <w:rPr>
                 <w:sz w:val="20"/>
               </w:rPr>
               <w:t>Ressuage</w:t>
@@ -3941,16 +3559,15 @@
         </w:tc>
         <w:tc>
           <w:tcPr>
-            <w:tcW w:type="dxa" w:w="7143"/>
-            <w:shd w:val="clear" w:color="auto" w:fill="FFFFFF"/>
-          </w:tcPr>
-          <w:p>
-            <w:pPr>
-              <w:spacing w:after="40"/>
-            </w:pPr>
-            <w:r>
-              <w:rPr>
-                <w:b w:val="0"/>
+            <w:tcW w:w="7143" w:type="dxa"/>
+            <w:shd w:val="clear" w:color="auto" w:fill="FFFFFF"/>
+          </w:tcPr>
+          <w:p>
+            <w:pPr>
+              <w:spacing w:after="40"/>
+            </w:pPr>
+            <w:r>
+              <w:rPr>
                 <w:sz w:val="20"/>
               </w:rPr>
               <w:t>Contrôle non destructif. On applique un pénétrant coloré, on essuie, on révèle. Les fissures ressortent en trait, les porosités en point.</w:t>
@@ -3964,16 +3581,15 @@
         </w:trPr>
         <w:tc>
           <w:tcPr>
-            <w:tcW w:type="dxa" w:w="1928"/>
-            <w:shd w:val="clear" w:color="auto" w:fill="F5F5F5"/>
-          </w:tcPr>
-          <w:p>
-            <w:pPr>
-              <w:spacing w:after="40"/>
-            </w:pPr>
-            <w:r>
-              <w:rPr>
-                <w:b w:val="0"/>
+            <w:tcW w:w="1928" w:type="dxa"/>
+            <w:shd w:val="clear" w:color="auto" w:fill="F5F5F5"/>
+          </w:tcPr>
+          <w:p>
+            <w:pPr>
+              <w:spacing w:after="40"/>
+            </w:pPr>
+            <w:r>
+              <w:rPr>
                 <w:sz w:val="20"/>
               </w:rPr>
               <w:t>Porosité</w:t>
@@ -3982,16 +3598,15 @@
         </w:tc>
         <w:tc>
           <w:tcPr>
-            <w:tcW w:type="dxa" w:w="7143"/>
-            <w:shd w:val="clear" w:color="auto" w:fill="F5F5F5"/>
-          </w:tcPr>
-          <w:p>
-            <w:pPr>
-              <w:spacing w:after="40"/>
-            </w:pPr>
-            <w:r>
-              <w:rPr>
-                <w:b w:val="0"/>
+            <w:tcW w:w="7143" w:type="dxa"/>
+            <w:shd w:val="clear" w:color="auto" w:fill="F5F5F5"/>
+          </w:tcPr>
+          <w:p>
+            <w:pPr>
+              <w:spacing w:after="40"/>
+            </w:pPr>
+            <w:r>
+              <w:rPr>
                 <w:sz w:val="20"/>
               </w:rPr>
               <w:t>Bulle de gaz emprisonnée dans le cordon. C'est un vide.</w:t>
@@ -4005,16 +3620,15 @@
         </w:trPr>
         <w:tc>
           <w:tcPr>
-            <w:tcW w:type="dxa" w:w="1928"/>
-            <w:shd w:val="clear" w:color="auto" w:fill="FFFFFF"/>
-          </w:tcPr>
-          <w:p>
-            <w:pPr>
-              <w:spacing w:after="40"/>
-            </w:pPr>
-            <w:r>
-              <w:rPr>
-                <w:b w:val="0"/>
+            <w:tcW w:w="1928" w:type="dxa"/>
+            <w:shd w:val="clear" w:color="auto" w:fill="FFFFFF"/>
+          </w:tcPr>
+          <w:p>
+            <w:pPr>
+              <w:spacing w:after="40"/>
+            </w:pPr>
+            <w:r>
+              <w:rPr>
                 <w:sz w:val="20"/>
               </w:rPr>
               <w:t>Dureté HV</w:t>
@@ -4023,16 +3637,15 @@
         </w:tc>
         <w:tc>
           <w:tcPr>
-            <w:tcW w:type="dxa" w:w="7143"/>
-            <w:shd w:val="clear" w:color="auto" w:fill="FFFFFF"/>
-          </w:tcPr>
-          <w:p>
-            <w:pPr>
-              <w:spacing w:after="40"/>
-            </w:pPr>
-            <w:r>
-              <w:rPr>
-                <w:b w:val="0"/>
+            <w:tcW w:w="7143" w:type="dxa"/>
+            <w:shd w:val="clear" w:color="auto" w:fill="FFFFFF"/>
+          </w:tcPr>
+          <w:p>
+            <w:pPr>
+              <w:spacing w:after="40"/>
+            </w:pPr>
+            <w:r>
+              <w:rPr>
                 <w:sz w:val="20"/>
               </w:rPr>
               <w:t>Dureté Vickers. On enfonce une pointe de diamant et on mesure l'empreinte. Plus le chiffre est grand, plus le métal est dur, et plus il est fragile.</w:t>
@@ -4046,16 +3659,15 @@
         </w:trPr>
         <w:tc>
           <w:tcPr>
-            <w:tcW w:type="dxa" w:w="1928"/>
-            <w:shd w:val="clear" w:color="auto" w:fill="F5F5F5"/>
-          </w:tcPr>
-          <w:p>
-            <w:pPr>
-              <w:spacing w:after="40"/>
-            </w:pPr>
-            <w:r>
-              <w:rPr>
-                <w:b w:val="0"/>
+            <w:tcW w:w="1928" w:type="dxa"/>
+            <w:shd w:val="clear" w:color="auto" w:fill="F5F5F5"/>
+          </w:tcPr>
+          <w:p>
+            <w:pPr>
+              <w:spacing w:after="40"/>
+            </w:pPr>
+            <w:r>
+              <w:rPr>
                 <w:sz w:val="20"/>
               </w:rPr>
               <w:t>DMOS</w:t>
@@ -4064,16 +3676,15 @@
         </w:tc>
         <w:tc>
           <w:tcPr>
-            <w:tcW w:type="dxa" w:w="7143"/>
-            <w:shd w:val="clear" w:color="auto" w:fill="F5F5F5"/>
-          </w:tcPr>
-          <w:p>
-            <w:pPr>
-              <w:spacing w:after="40"/>
-            </w:pPr>
-            <w:r>
-              <w:rPr>
-                <w:b w:val="0"/>
+            <w:tcW w:w="7143" w:type="dxa"/>
+            <w:shd w:val="clear" w:color="auto" w:fill="F5F5F5"/>
+          </w:tcPr>
+          <w:p>
+            <w:pPr>
+              <w:spacing w:after="40"/>
+            </w:pPr>
+            <w:r>
+              <w:rPr>
                 <w:sz w:val="20"/>
               </w:rPr>
               <w:t>Descriptif de mode opératoire de soudage. La fiche qui dit comment souder : procédé, intensité, gaz, préchauffage.</w:t>
@@ -4087,16 +3698,15 @@
         </w:trPr>
         <w:tc>
           <w:tcPr>
-            <w:tcW w:type="dxa" w:w="1928"/>
-            <w:shd w:val="clear" w:color="auto" w:fill="FFFFFF"/>
-          </w:tcPr>
-          <w:p>
-            <w:pPr>
-              <w:spacing w:after="40"/>
-            </w:pPr>
-            <w:r>
-              <w:rPr>
-                <w:b w:val="0"/>
+            <w:tcW w:w="1928" w:type="dxa"/>
+            <w:shd w:val="clear" w:color="auto" w:fill="FFFFFF"/>
+          </w:tcPr>
+          <w:p>
+            <w:pPr>
+              <w:spacing w:after="40"/>
+            </w:pPr>
+            <w:r>
+              <w:rPr>
                 <w:sz w:val="20"/>
               </w:rPr>
               <w:t>Carbone équivalent</w:t>
@@ -4105,16 +3715,15 @@
         </w:tc>
         <w:tc>
           <w:tcPr>
-            <w:tcW w:type="dxa" w:w="7143"/>
-            <w:shd w:val="clear" w:color="auto" w:fill="FFFFFF"/>
-          </w:tcPr>
-          <w:p>
-            <w:pPr>
-              <w:spacing w:after="40"/>
-            </w:pPr>
-            <w:r>
-              <w:rPr>
-                <w:b w:val="0"/>
+            <w:tcW w:w="7143" w:type="dxa"/>
+            <w:shd w:val="clear" w:color="auto" w:fill="FFFFFF"/>
+          </w:tcPr>
+          <w:p>
+            <w:pPr>
+              <w:spacing w:after="40"/>
+            </w:pPr>
+            <w:r>
+              <w:rPr>
                 <w:sz w:val="20"/>
               </w:rPr>
               <w:t>Un nombre calculé à partir de l'analyse chimique. Il résume à quel point un acier est difficile à souder. Plus il est haut, plus il faut de précautions.</w:t>
@@ -4342,10 +3951,6 @@
       </w:rPr>
       <w:t>Enquête industrielle, affaire du lot L-1206, dossier de départ</w:t>
     </w:r>
-    <w:proofErr w:type="gramStart"/>
-    <w:proofErr w:type="gramEnd"/>
-    <w:proofErr w:type="gramStart"/>
-    <w:proofErr w:type="gramEnd"/>
   </w:p>
 </w:hdr>
 </file>
